--- a/chapter3_revised.docx
+++ b/chapter3_revised.docx
@@ -375,20 +375,13 @@
         <w:rPr>
           <w:rtl/>
         </w:rPr>
-        <w:t xml:space="preserve">پژوهش حاضر از نظر هدف کاربردی است، زیرا در پی حل مسئله‌ای مشخص در یک صنعت مشخص است. از نظر ماهیت اکتشافی است، چون فهرست تثبیت‌شده‌ای از چالش‌های فروش بنگاه‌های تک‌محصولی در ادبیات داخلی وجود ندارد. از نظر رویکرد نیز آمیخته است: در گام نخست، داده‌ها به‌صورت کیفی و از طریق پاسخ باز اعضای پانل گردآوری می‌شود؛ و در گام‌های بعدی، همان داده از طریق دورهای رتبه‌بندی و بازخورد گروهی، به شکلی کمّی پردازش و به اجماع می‌رسد. این طبقه‌بندی سه‌گانه هدف، ماهیت و رویکرد پژوهش با معیارهای ساندرز، </w:t>
-      </w:r>
-      <w:r>
-        <w:rPr>
-          <w:rFonts w:hint="cs"/>
-          <w:rtl/>
-        </w:rPr>
-        <w:t>(</w:t>
-      </w:r>
-      <w:r>
-        <w:rPr>
-          <w:rtl/>
-        </w:rPr>
-        <w:t>لوئیس و تورنهیل ۲۰۲۳)</w:t>
+        <w:t xml:space="preserve">پژوهش حاضر از نظر هدف کاربردی است، زیرا در پی حل مسئله‌ای مشخص در یک صنعت مشخص است. از نظر ماهیت اکتشافی است، چون فهرست تثبیت‌شده‌ای از چالش‌های فروش بنگاه‌های تک‌محصولی در ادبیات داخلی وجود ندارد. از نظر رویکرد نیز آمیخته است: در گام نخست، داده‌ها به‌صورت کیفی و از طریق پاسخ باز اعضای پانل گردآوری می‌شود؛ و در گام‌های بعدی، همان داده از طریق دورهای رتبه‌بندی و بازخورد گروهی، به شکلی کمّی پردازش و به اجماع می‌رسد. </w:t>
+      </w:r>
+      <w:r>
+        <w:rPr>
+          <w:rtl/>
+        </w:rPr>
+        <w:t xml:space="preserve">این طبقه‌بندی سه‌گانه با تمایزهایی که ساندرز و همکاران (۲۰۲۳)</w:t>
       </w:r>
       <w:r>
         <w:rPr>
@@ -400,7 +393,13 @@
         <w:rPr>
           <w:rtl/>
         </w:rPr>
-        <w:t xml:space="preserve"> برای پژوهش‌های کاربردی در حوزه مدیریت کسب‌وکار همخوانی دارد.</w:t>
+        <w:t xml:space="preserve"> میان پژوهش کاربردی و بنیادی، هدف اکتشافی پژوهش و انتخاب روش آمیخته مطرح می‌کنند همخوانی دارد</w:t>
+      </w:r>
+      <w:r>
+        <w:rPr>
+          <w:rtl/>
+        </w:rPr>
+        <w:t xml:space="preserve">.</w:t>
       </w:r>
     </w:p>
     <w:p>
@@ -412,20 +411,13 @@
         <w:rPr>
           <w:rtl/>
         </w:rPr>
-        <w:t>بر پایه همین ماهیت اکتشافی، روش دلفی برای گردآوری و تحلیل داده‌های این پژوهش انتخاب شد. ناسا،</w:t>
-      </w:r>
-      <w:r>
-        <w:rPr>
-          <w:rFonts w:hint="cs"/>
-          <w:rtl/>
-        </w:rPr>
-        <w:t>(</w:t>
-      </w:r>
-      <w:r>
-        <w:rPr>
-          <w:rtl/>
-        </w:rPr>
-        <w:t xml:space="preserve"> جین و جونجا ۲۰۲۱)</w:t>
+        <w:t xml:space="preserve">بر پایه همین ماهیت اکتشافی، روش دلفی برای گردآوری و تحلیل داده‌های این پژوهش انتخاب شد. </w:t>
+      </w:r>
+      <w:r>
+        <w:rPr>
+          <w:rtl/>
+        </w:rPr>
+        <w:t xml:space="preserve">ناسا و همکاران (۲۰۲۱)</w:t>
       </w:r>
       <w:r>
         <w:rPr>
@@ -444,13 +436,7 @@
           <w:rFonts w:hint="cs"/>
           <w:rtl/>
         </w:rPr>
-        <w:t>(</w:t>
-      </w:r>
-      <w:r>
-        <w:rPr>
-          <w:rtl/>
-        </w:rPr>
-        <w:t xml:space="preserve"> بایدربک و همکاران ۲۰۲۱)</w:t>
+        <w:t xml:space="preserve"> بایدربک و همکاران (۲۰۲۱)</w:t>
       </w:r>
       <w:r>
         <w:rPr>
@@ -460,127 +446,10 @@
       </w:r>
       <w:r>
         <w:rPr>
-          <w:rtl/>
-        </w:rPr>
-        <w:t xml:space="preserve"> این روش را به‌ویژه برای مسائلی مناسب می‌دانند که </w:t>
-      </w:r>
-      <w:r>
-        <w:rPr>
-          <w:rtl/>
-        </w:rPr>
-        <w:lastRenderedPageBreak/>
-        <w:t xml:space="preserve">فهرست معیارها یا گزینه‌ها از پیش مشخص نیست و باید از دانش جمعی خبرگان استخراج شود؛ ویژگی‌ای که دقیقاً با وضعیت موضوع پژوهش حاضر </w:t>
-      </w:r>
-      <w:r>
-        <w:rPr>
-          <w:rFonts w:hint="cs"/>
-          <w:rtl/>
-        </w:rPr>
-        <w:t>نبود</w:t>
-      </w:r>
-      <w:r>
-        <w:rPr>
-          <w:rtl/>
-        </w:rPr>
-        <w:t xml:space="preserve"> </w:t>
-      </w:r>
-      <w:r>
-        <w:rPr>
-          <w:rFonts w:hint="cs"/>
-          <w:rtl/>
-        </w:rPr>
-        <w:t>فهرست</w:t>
-      </w:r>
-      <w:r>
-        <w:rPr>
-          <w:rtl/>
-        </w:rPr>
-        <w:t xml:space="preserve"> </w:t>
-      </w:r>
-      <w:r>
-        <w:rPr>
-          <w:rFonts w:hint="cs"/>
-          <w:rtl/>
-        </w:rPr>
-        <w:t>تثبیت‌شده</w:t>
-      </w:r>
-      <w:r>
-        <w:rPr>
-          <w:rtl/>
-        </w:rPr>
-        <w:t xml:space="preserve"> </w:t>
-      </w:r>
-      <w:r>
-        <w:rPr>
-          <w:rFonts w:hint="cs"/>
-          <w:rtl/>
-        </w:rPr>
-        <w:t>چالش‌های</w:t>
-      </w:r>
-      <w:r>
-        <w:rPr>
-          <w:rtl/>
-        </w:rPr>
-        <w:t xml:space="preserve"> </w:t>
-      </w:r>
-      <w:r>
-        <w:rPr>
-          <w:rFonts w:hint="cs"/>
-          <w:rtl/>
-        </w:rPr>
-        <w:t>فروش</w:t>
-      </w:r>
-      <w:r>
-        <w:rPr>
-          <w:rtl/>
-        </w:rPr>
-        <w:t xml:space="preserve"> </w:t>
-      </w:r>
-      <w:r>
-        <w:rPr>
-          <w:rFonts w:hint="cs"/>
-          <w:rtl/>
-        </w:rPr>
-        <w:t>بنگاه</w:t>
-      </w:r>
-      <w:r>
-        <w:rPr>
-          <w:rtl/>
-        </w:rPr>
-        <w:t xml:space="preserve"> </w:t>
-      </w:r>
-      <w:r>
-        <w:rPr>
-          <w:rFonts w:hint="cs"/>
-          <w:rtl/>
-        </w:rPr>
-        <w:t>تک‌محصولی</w:t>
-      </w:r>
-      <w:r>
-        <w:rPr>
-          <w:rtl/>
-        </w:rPr>
-        <w:t xml:space="preserve"> </w:t>
-      </w:r>
-      <w:r>
-        <w:rPr>
-          <w:rFonts w:hint="cs"/>
-          <w:rtl/>
-        </w:rPr>
-        <w:t>همخوانی</w:t>
-      </w:r>
-      <w:r>
-        <w:rPr>
-          <w:rtl/>
-        </w:rPr>
-        <w:t xml:space="preserve"> </w:t>
-      </w:r>
-      <w:r>
-        <w:rPr>
-          <w:rFonts w:hint="cs"/>
-          <w:rtl/>
-        </w:rPr>
-        <w:t>دارد</w:t>
+          <w:rFonts w:hint="cs"/>
+          <w:rtl/>
+        </w:rPr>
+        <w:t xml:space="preserve"> دلفی را روشی برای سازمان‌دهی و ساختاردهی بحث خبرگان درباره موضوعات مناقشه‌برانگیز و دارای اطلاعات محدود می‌دانند؛ ویژگی‌ای که با وضعیت موضوع پژوهش حاضر، یعنی نبود فهرست تثبیت‌شده چالش‌های فروش بنگاه تک‌محصولی، همخوانی دارد</w:t>
       </w:r>
       <w:r>
         <w:rPr>
@@ -695,13 +564,7 @@
           <w:rFonts w:hint="cs"/>
           <w:rtl/>
         </w:rPr>
-        <w:t>(</w:t>
-      </w:r>
-      <w:r>
-        <w:rPr>
-          <w:rtl/>
-        </w:rPr>
-        <w:t>شیفانو و نیدربرگر ۲۰۲۵)</w:t>
+        <w:t xml:space="preserve">شیفانو و نیدربرگر (۲۰۲۵)</w:t>
       </w:r>
       <w:r>
         <w:rPr>
@@ -711,22 +574,28 @@
       </w:r>
       <w:r>
         <w:rPr>
-          <w:rtl/>
-        </w:rPr>
-        <w:t xml:space="preserve"> در مرور دامنه‌ای خود بر مطالعات دلفی، گزارش می‌دهند که اندازه پانل در پژوهش‌های گوناگون به‌طور گسترده متغیر است و برای پانل‌های نسبتاً همگن، دامنه‌های کوچک‌تر را کافی می‌دانند.</w:t>
-      </w:r>
-      <w:r>
-        <w:rPr>
-          <w:rFonts w:hint="cs"/>
-          <w:rtl/>
-        </w:rPr>
-        <w:t>(</w:t>
-      </w:r>
-      <w:r>
-        <w:rPr>
-          <w:rtl/>
-        </w:rPr>
-        <w:t xml:space="preserve"> بایدربک و همکاران ۲۰۲۱)</w:t>
+          <w:rFonts w:hint="cs"/>
+          <w:rtl/>
+        </w:rPr>
+        <w:t xml:space="preserve"> در مرور دامنه‌ای خود بر مطالعات دلفی در علوم سلامت گزارش می‌دهند که اندازه پانل در پژوهش‌های گوناگون به‌طور گسترده متغیر است و معمولاً در حد چند ده نفر قرار دارد (میانه اندازه پانل: ۳۱ نفر در دور نخست و ۲۶ نفر در دور پایانی)</w:t>
+      </w:r>
+      <w:r>
+        <w:rPr>
+          <w:rtl/>
+        </w:rPr>
+        <w:t xml:space="preserve">.</w:t>
+      </w:r>
+    </w:p>
+    <w:p>
+      <w:pPr>
+        <w:bidi/>
+        <w:jc w:val="both"/>
+      </w:pPr>
+      <w:r>
+        <w:rPr>
+          <w:rtl/>
+        </w:rPr>
+        <w:t>پانل پژوهش حاضر هفت نفر از خبرگان را در بر می‌گیرد. شیفانو و نیدربرگر (۲۰۲۵)</w:t>
       </w:r>
       <w:r>
         <w:rPr>
@@ -738,30 +607,6 @@
         <w:rPr>
           <w:rtl/>
         </w:rPr>
-        <w:t xml:space="preserve"> نیز تأکید می‌کنند که اندازه مناسب پانل باید متناسب با گستردگی و ناهمگونی موضوع مورد بررسی تعیین شود.</w:t>
-      </w:r>
-    </w:p>
-    <w:p>
-      <w:pPr>
-        <w:bidi/>
-        <w:jc w:val="both"/>
-      </w:pPr>
-      <w:r>
-        <w:rPr>
-          <w:rtl/>
-        </w:rPr>
-        <w:t>پانل پژوهش حاضر هفت نفر از خبرگان را در بر می‌گیرد. شیفانو و نیدربرگر (۲۰۲۵)</w:t>
-      </w:r>
-      <w:r>
-        <w:rPr>
-          <w:rStyle w:val="FootnoteReference"/>
-        </w:rPr>
-        <w:footnoteReference w:id="6"/>
-      </w:r>
-      <w:r>
-        <w:rPr>
-          <w:rtl/>
-        </w:rPr>
         <w:t xml:space="preserve"> در مرور دامنه‌ای خود بر مطالعات دلفی گزارش می‌دهند که اندازه پانل در این پژوهش‌ها از حداقل سه نفر تا بیش از هفتصد نفر گزارش شده</w:t>
       </w:r>
       <w:r>
@@ -774,7 +619,6 @@
         <w:rPr>
           <w:rtl/>
         </w:rPr>
-        <w:lastRenderedPageBreak/>
         <w:t>پایین‌تر این دامنه قرار دارد</w:t>
       </w:r>
       <w:r>
@@ -840,39 +684,13 @@
           <w:rFonts w:hint="cs"/>
           <w:rtl/>
         </w:rPr>
-        <w:t>کارشناس</w:t>
-      </w:r>
-      <w:r>
-        <w:rPr>
-          <w:rtl/>
-        </w:rPr>
-        <w:t xml:space="preserve"> </w:t>
-      </w:r>
-      <w:r>
-        <w:rPr>
-          <w:rFonts w:hint="cs"/>
-          <w:rtl/>
-        </w:rPr>
-        <w:t>برنامه‌ریزی</w:t>
-      </w:r>
-      <w:r>
-        <w:rPr>
-          <w:rtl/>
-        </w:rPr>
-        <w:t xml:space="preserve"> </w:t>
-      </w:r>
-      <w:r>
-        <w:rPr>
-          <w:rFonts w:hint="cs"/>
-          <w:rtl/>
-        </w:rPr>
-        <w:t>تول</w:t>
-      </w:r>
-      <w:r>
-        <w:rPr>
-          <w:rtl/>
-        </w:rPr>
-        <w:t xml:space="preserve">ید و یک عضو هیئت علمی </w:t>
+        <w:t xml:space="preserve">مدیر برنامه‌ریزی تولید و یک عضو هیئت علمی</w:t>
+      </w:r>
+      <w:r>
+        <w:rPr>
+          <w:rtl/>
+        </w:rPr>
+        <w:t xml:space="preserve"> </w:t>
       </w:r>
       <w:r>
         <w:rPr>
@@ -1408,25 +1226,31 @@
           <w:rFonts w:hint="cs"/>
           <w:rtl/>
         </w:rPr>
-        <w:t>(</w:t>
-      </w:r>
-      <w:r>
-        <w:rPr>
-          <w:rtl/>
-        </w:rPr>
-        <w:t>ناسا، جین و جونجا ۲۰۲۱)</w:t>
+        <w:t xml:space="preserve">ناسا و همکاران (۲۰۲۱)</w:t>
       </w:r>
       <w:r>
         <w:rPr>
           <w:rStyle w:val="FootnoteReference"/>
         </w:rPr>
-        <w:footnoteReference w:id="7"/>
-      </w:r>
-      <w:r>
-        <w:rPr>
-          <w:rtl/>
-        </w:rPr>
-        <w:t xml:space="preserve"> ناشناس ماندن پاسخ‌های اعضای پانل نسبت به یکدیگر، و بازخورد کنترل‌شده نتایج تجمیعی دور پیشین به هر عضو را از ویژگی‌های بنیادین این ابزار در روش دلفی برمی‌شمارند؛ دو ویژگی‌ای که در طراحی پرسشنامه دورهای دوم و سوم پژوهش حاضر رعایت شد. پاسخ‌های کامل‌شده دور دوم هر عضو پانل در پیوست ب پایان‌نامه ارائه شده است.</w:t>
+        <w:footnoteReference w:id="6"/>
+      </w:r>
+      <w:r>
+        <w:rPr>
+          <w:rtl/>
+        </w:rPr>
+        <w:t xml:space="preserve"> ناشناس ماندن پاسخ‌های اعضای پانل نسبت به یکدیگر، و بازخورد کنترل‌شده نتایج تجمیعی دور پیشین به هر عضو را از ویژگی‌های بنیادین این ابزار در روش دلفی برمی‌شمارند؛ دو ویژگی‌ای که در طراحی پرسشنامه دورهای دوم و سوم پژوهش حاضر رعایت شد. </w:t>
+      </w:r>
+      <w:r>
+        <w:rPr>
+          <w:rtl/>
+        </w:rPr>
+        <w:t xml:space="preserve">پاسخ‌های کامل‌شده دور دوم هر عضو پانل در پیوست ب، و پرسشنامه دور سوم همراه با پاسخ‌های کامل‌شده آن در پیوست پ پایان‌نامه ارائه شده است</w:t>
+      </w:r>
+      <w:r>
+        <w:rPr>
+          <w:rtl/>
+        </w:rPr>
+        <w:t xml:space="preserve">.</w:t>
       </w:r>
     </w:p>
     <w:p>
@@ -1438,7 +1262,6 @@
         <w:rPr>
           <w:rtl/>
         </w:rPr>
-        <w:lastRenderedPageBreak/>
         <w:t>در تحلیل داده‌های دور نخست، پژوهشگر خود مهم‌ترین ابزار تحلیل به شمار می‌آید. از این رو تلاش شده است پیش‌فرض‌های ذهنی پژوهشگر بر فرایند کدگذاری اثر نگذارد و گویه‌ها تا حد ممکن از دل گفته‌های اعضای پانل برخیزند. یکی از تدابیر برای این منظور، کنار گذاشتن عبارت‌های راهکارمحور و عدم کدگذاری آن‌ها به عنوان چالش بود.</w:t>
       </w:r>
     </w:p>
@@ -1495,45 +1318,49 @@
         <w:rPr>
           <w:rtl/>
         </w:rPr>
-        <w:t>تحلیل مضمون روشی برای شناسایی، تحلیل و گزارش الگوهای معنایی درون داده‌های کیفی است که</w:t>
-      </w:r>
-      <w:r>
-        <w:rPr>
-          <w:rFonts w:hint="cs"/>
-          <w:rtl/>
-        </w:rPr>
-        <w:t>(</w:t>
-      </w:r>
-      <w:r>
-        <w:rPr>
-          <w:rtl/>
-        </w:rPr>
-        <w:t xml:space="preserve"> براون و کلارک ۲۰۲۱)</w:t>
+        <w:t xml:space="preserve">تحلیل مضمون روشی برای شناسایی، تحلیل و گزارش الگوهای معنایی درون داده‌های کیفی </w:t>
+      </w:r>
+      <w:r>
+        <w:rPr>
+          <w:rtl/>
+        </w:rPr>
+        <w:t xml:space="preserve">است (براون و کلارک، ۲۰۰۶)</w:t>
       </w:r>
       <w:r>
         <w:rPr>
           <w:rStyle w:val="FootnoteReference"/>
         </w:rPr>
+        <w:footnoteReference w:id="7"/>
+      </w:r>
+      <w:r>
+        <w:rPr>
+          <w:rtl/>
+        </w:rPr>
+        <w:t xml:space="preserve"> که براون و کلارک (۲۰۲۱)</w:t>
+      </w:r>
+      <w:r>
+        <w:rPr>
+          <w:rStyle w:val="FootnoteReference"/>
+        </w:rPr>
         <w:footnoteReference w:id="8"/>
       </w:r>
       <w:r>
         <w:rPr>
           <w:rtl/>
         </w:rPr>
-        <w:t xml:space="preserve"> آن را در قالب فرایندی شش‌مرحله‌ای صورت‌بندی کردند. در مرحله نخست، آشنایی با داده: پاسخ‌های باز دور نخست چند بار خوانده شد. در مرحله دوم، کدگذاری باز: هر عبارت معنادار که به مانع یا مشکلی در فرایند فروش اشاره داشت، بر پایه فرایند پنج‌مرحله‌ای تحلیل داده کیفی</w:t>
-      </w:r>
-      <w:r>
-        <w:rPr>
-          <w:rFonts w:hint="cs"/>
-          <w:rtl/>
-        </w:rPr>
-        <w:t>(</w:t>
-      </w:r>
-      <w:r>
-        <w:rPr>
-          <w:rtl/>
-        </w:rPr>
-        <w:t xml:space="preserve"> بینگهام ۲۰۲۳)</w:t>
+        <w:t xml:space="preserve"> آن را در قالب فرایندی شش‌مرحله‌ای تشریح کرده‌اند؛ مراحل اجرای آن در پژوهش حاضر، با تطبیقی برای پاسخ‌های باز دور نخست دلفی، چنین بود</w:t>
+      </w:r>
+      <w:r>
+        <w:rPr>
+          <w:rtl/>
+        </w:rPr>
+        <w:t xml:space="preserve">. در مرحله نخست، آشنایی با داده: پاسخ‌های باز دور نخست چند بار خوانده شد. در مرحله دوم، کدگذاری باز: هر عبارت معنادار که به مانع یا مشکلی در فرایند فروش اشاره داشت، </w:t>
+      </w:r>
+      <w:r>
+        <w:rPr>
+          <w:rtl/>
+        </w:rPr>
+        <w:t xml:space="preserve">به پیروی از گام کدگذاری باز در فرایند پنج‌مرحله‌ای تحلیل داده کیفی (بینگهام، ۲۰۲۳)</w:t>
       </w:r>
       <w:r>
         <w:rPr>
@@ -1997,7 +1824,6 @@
         <w:jc w:val="lowKashida"/>
       </w:pPr>
       <w:r>
-        <w:lastRenderedPageBreak/>
         <w:t>۳-۷-۲ گام دوم: رتبه‌بندی و رسیدن به اجماع در دورهای دلفی</w:t>
       </w:r>
     </w:p>
@@ -2017,13 +1843,7 @@
           <w:rFonts w:hint="cs"/>
           <w:rtl/>
         </w:rPr>
-        <w:t>(</w:t>
-      </w:r>
-      <w:r>
-        <w:rPr>
-          <w:rtl/>
-        </w:rPr>
-        <w:t>بایدربک و همکاران ۲۰۲۱)</w:t>
+        <w:t xml:space="preserve">بازخورد کنترل‌شده نتایج هر دور به اعضای پانل، که از ویژگی‌های بنیادین روش دلفی و وجه تمایز آن از پیمایش یک‌مرحله‌ای است (ناسا و همکاران، ۲۰۲۱)</w:t>
       </w:r>
       <w:r>
         <w:rPr>
@@ -2033,347 +1853,16 @@
       </w:r>
       <w:r>
         <w:rPr>
-          <w:rtl/>
-        </w:rPr>
-        <w:t xml:space="preserve"> این گام را هسته اصلی تمایز روش دلفی از پیمایش یک‌مرحله‌ای می‌دانند: نتایج آماری تجمیعی هر دور </w:t>
-      </w:r>
-      <w:r>
-        <w:rPr>
-          <w:rFonts w:hint="cs"/>
-          <w:rtl/>
-        </w:rPr>
-        <w:t>نظیر</w:t>
-      </w:r>
-      <w:r>
-        <w:rPr>
-          <w:rtl/>
-        </w:rPr>
-        <w:t xml:space="preserve"> </w:t>
-      </w:r>
-      <w:r>
-        <w:rPr>
-          <w:rFonts w:hint="cs"/>
-          <w:rtl/>
-        </w:rPr>
-        <w:t>میانه</w:t>
-      </w:r>
-      <w:r>
-        <w:rPr>
-          <w:rtl/>
-        </w:rPr>
-        <w:t xml:space="preserve"> </w:t>
-      </w:r>
-      <w:r>
-        <w:rPr>
-          <w:rFonts w:hint="cs"/>
-          <w:rtl/>
-        </w:rPr>
-        <w:t>و</w:t>
-      </w:r>
-      <w:r>
-        <w:rPr>
-          <w:rtl/>
-        </w:rPr>
-        <w:t xml:space="preserve"> </w:t>
-      </w:r>
-      <w:r>
-        <w:rPr>
-          <w:rFonts w:hint="cs"/>
-          <w:rtl/>
-        </w:rPr>
-        <w:t>دامنه</w:t>
-      </w:r>
-      <w:r>
-        <w:rPr>
-          <w:rtl/>
-        </w:rPr>
-        <w:t xml:space="preserve"> </w:t>
-      </w:r>
-      <w:r>
-        <w:rPr>
-          <w:rFonts w:hint="cs"/>
-          <w:rtl/>
-        </w:rPr>
-        <w:t>بین‌چارکی</w:t>
-      </w:r>
-      <w:r>
-        <w:rPr>
-          <w:rtl/>
-        </w:rPr>
-        <w:t xml:space="preserve"> </w:t>
-      </w:r>
-      <w:r>
-        <w:rPr>
-          <w:rFonts w:hint="cs"/>
-          <w:rtl/>
-        </w:rPr>
-        <w:t>پاسخ‌ها</w:t>
-      </w:r>
-      <w:r>
-        <w:rPr>
-          <w:rtl/>
-        </w:rPr>
-        <w:t xml:space="preserve"> </w:t>
-      </w:r>
-      <w:r>
-        <w:rPr>
-          <w:rFonts w:hint="cs"/>
-          <w:rtl/>
-        </w:rPr>
-        <w:t>به</w:t>
-      </w:r>
-      <w:r>
-        <w:rPr>
-          <w:rtl/>
-        </w:rPr>
-        <w:t xml:space="preserve"> </w:t>
-      </w:r>
-      <w:r>
-        <w:rPr>
-          <w:rFonts w:hint="cs"/>
-          <w:rtl/>
-        </w:rPr>
-        <w:t>صورت</w:t>
-      </w:r>
-      <w:r>
-        <w:rPr>
-          <w:rtl/>
-        </w:rPr>
-        <w:t xml:space="preserve"> </w:t>
-      </w:r>
-      <w:r>
-        <w:rPr>
-          <w:rFonts w:hint="cs"/>
-          <w:rtl/>
-        </w:rPr>
-        <w:t>ناشناس</w:t>
-      </w:r>
-      <w:r>
-        <w:rPr>
-          <w:rtl/>
-        </w:rPr>
-        <w:t xml:space="preserve"> </w:t>
-      </w:r>
-      <w:r>
-        <w:rPr>
-          <w:rFonts w:hint="cs"/>
-          <w:rtl/>
-        </w:rPr>
-        <w:t>به</w:t>
-      </w:r>
-      <w:r>
-        <w:rPr>
-          <w:rtl/>
-        </w:rPr>
-        <w:t xml:space="preserve"> </w:t>
-      </w:r>
-      <w:r>
-        <w:rPr>
-          <w:rFonts w:hint="cs"/>
-          <w:rtl/>
-        </w:rPr>
-        <w:t>تمام</w:t>
-      </w:r>
-      <w:r>
-        <w:rPr>
-          <w:rtl/>
-        </w:rPr>
-        <w:t xml:space="preserve"> </w:t>
-      </w:r>
-      <w:r>
-        <w:rPr>
-          <w:rFonts w:hint="cs"/>
-          <w:rtl/>
-        </w:rPr>
-        <w:t>اعضا</w:t>
-      </w:r>
-      <w:r>
-        <w:rPr>
-          <w:rtl/>
-        </w:rPr>
-        <w:t xml:space="preserve"> </w:t>
-      </w:r>
-      <w:r>
-        <w:rPr>
-          <w:rFonts w:hint="cs"/>
-          <w:rtl/>
-        </w:rPr>
-        <w:t>بازخورد</w:t>
-      </w:r>
-      <w:r>
-        <w:rPr>
-          <w:rtl/>
-        </w:rPr>
-        <w:t xml:space="preserve"> </w:t>
-      </w:r>
-      <w:r>
-        <w:rPr>
-          <w:rFonts w:hint="cs"/>
-          <w:rtl/>
-        </w:rPr>
-        <w:t>داده</w:t>
-      </w:r>
-      <w:r>
-        <w:rPr>
-          <w:rtl/>
-        </w:rPr>
-        <w:t xml:space="preserve"> </w:t>
-      </w:r>
-      <w:r>
-        <w:rPr>
-          <w:rFonts w:hint="cs"/>
-          <w:rtl/>
-        </w:rPr>
-        <w:t>می‌شود</w:t>
-      </w:r>
-      <w:r>
-        <w:rPr>
-          <w:rtl/>
-        </w:rPr>
-        <w:t xml:space="preserve"> </w:t>
-      </w:r>
-      <w:r>
-        <w:rPr>
-          <w:rFonts w:hint="cs"/>
-          <w:rtl/>
-        </w:rPr>
-        <w:t>و</w:t>
-      </w:r>
-      <w:r>
-        <w:rPr>
-          <w:rtl/>
-        </w:rPr>
-        <w:t xml:space="preserve"> </w:t>
-      </w:r>
-      <w:r>
-        <w:rPr>
-          <w:rFonts w:hint="cs"/>
-          <w:rtl/>
-        </w:rPr>
-        <w:t>از</w:t>
-      </w:r>
-      <w:r>
-        <w:rPr>
-          <w:rtl/>
-        </w:rPr>
-        <w:t xml:space="preserve"> </w:t>
-      </w:r>
-      <w:r>
-        <w:rPr>
-          <w:rFonts w:hint="cs"/>
-          <w:rtl/>
-        </w:rPr>
-        <w:t>آنان</w:t>
-      </w:r>
-      <w:r>
-        <w:rPr>
-          <w:rtl/>
-        </w:rPr>
-        <w:t xml:space="preserve"> </w:t>
-      </w:r>
-      <w:r>
-        <w:rPr>
-          <w:rFonts w:hint="cs"/>
-          <w:rtl/>
-        </w:rPr>
-        <w:t>خواسته</w:t>
-      </w:r>
-      <w:r>
-        <w:rPr>
-          <w:rtl/>
-        </w:rPr>
-        <w:t xml:space="preserve"> </w:t>
-      </w:r>
-      <w:r>
-        <w:rPr>
-          <w:rFonts w:hint="cs"/>
-          <w:rtl/>
-        </w:rPr>
-        <w:t>می‌شود</w:t>
-      </w:r>
-      <w:r>
-        <w:rPr>
-          <w:rtl/>
-        </w:rPr>
-        <w:t xml:space="preserve"> </w:t>
-      </w:r>
-      <w:r>
-        <w:rPr>
-          <w:rFonts w:hint="cs"/>
-          <w:rtl/>
-        </w:rPr>
-        <w:t>با</w:t>
-      </w:r>
-      <w:r>
-        <w:rPr>
-          <w:rtl/>
-        </w:rPr>
-        <w:t xml:space="preserve"> </w:t>
-      </w:r>
-      <w:r>
-        <w:rPr>
-          <w:rFonts w:hint="cs"/>
-          <w:rtl/>
-        </w:rPr>
-        <w:t>توجه</w:t>
-      </w:r>
-      <w:r>
-        <w:rPr>
-          <w:rtl/>
-        </w:rPr>
-        <w:t xml:space="preserve"> </w:t>
-      </w:r>
-      <w:r>
-        <w:rPr>
-          <w:rFonts w:hint="cs"/>
-          <w:rtl/>
-        </w:rPr>
-        <w:t>به</w:t>
-      </w:r>
-      <w:r>
-        <w:rPr>
-          <w:rtl/>
-        </w:rPr>
-        <w:t xml:space="preserve"> </w:t>
-      </w:r>
-      <w:r>
-        <w:rPr>
-          <w:rFonts w:hint="cs"/>
-          <w:rtl/>
-        </w:rPr>
-        <w:t>این</w:t>
-      </w:r>
-      <w:r>
-        <w:rPr>
-          <w:rtl/>
-        </w:rPr>
-        <w:t xml:space="preserve"> </w:t>
-      </w:r>
-      <w:r>
-        <w:rPr>
-          <w:rFonts w:hint="cs"/>
-          <w:rtl/>
-        </w:rPr>
-        <w:t>بازخورد</w:t>
-      </w:r>
-      <w:r>
-        <w:rPr>
-          <w:rtl/>
-        </w:rPr>
-        <w:t xml:space="preserve"> </w:t>
-      </w:r>
-      <w:r>
-        <w:rPr>
-          <w:rFonts w:hint="cs"/>
-          <w:rtl/>
-        </w:rPr>
-        <w:t>گروه</w:t>
-      </w:r>
-      <w:r>
-        <w:rPr>
-          <w:rtl/>
-        </w:rPr>
-        <w:t>ی، رتبه‌بندی خود را در دور بعد بازبینی کنند.</w:t>
+          <w:rFonts w:hint="cs"/>
+          <w:rtl/>
+        </w:rPr>
+        <w:t xml:space="preserve">، در پژوهش حاضر چنین اجرا شد: میانگین و میانه امتیاز هر گویه در پانل، همراه با امتیاز خود هر عضو در دور پیشین، به صورت ناشناس در اختیار تمام اعضا قرار گرفت و از آنان خواسته شد با توجه به این بازخورد گروهی، رتبه‌بندی خود را در دور بعد بازبینی کنند</w:t>
+      </w:r>
+      <w:r>
+        <w:rPr>
+          <w:rtl/>
+        </w:rPr>
+        <w:t xml:space="preserve">.</w:t>
       </w:r>
     </w:p>
     <w:p>
@@ -2392,13 +1881,7 @@
           <w:rFonts w:hint="cs"/>
           <w:rtl/>
         </w:rPr>
-        <w:t>(</w:t>
-      </w:r>
-      <w:r>
-        <w:rPr>
-          <w:rtl/>
-        </w:rPr>
-        <w:t>شیفانو و نیدربرگر ۲۰۲۵)</w:t>
+        <w:t xml:space="preserve">شیفانو و نیدربرگر (۲۰۲۵)</w:t>
       </w:r>
       <w:r>
         <w:rPr>
@@ -2408,9 +1891,28 @@
       </w:r>
       <w:r>
         <w:rPr>
-          <w:rtl/>
-        </w:rPr>
-        <w:t xml:space="preserve"> در مرور دامنه‌ای خود بر سنجه‌های اجماع در پژوهش‌های دلفی، معیارهایی مانند درصد توافق، میانه و دامنه بین‌چارکی پاسخ‌ها را از رایج‌ترین ملاک‌های تعیین اجماع و توقف دورهای دلفی برمی‌شمارند. در پژوهش حاضر نیز توقف دورها بر پایه همین نوع ملاک، یعنی ثبات نسبی رتبه‌بندی گویه‌ها میان دو دور متوالی، تعیین شد.</w:t>
+          <w:rFonts w:hint="cs"/>
+          <w:rtl/>
+        </w:rPr>
+        <w:t xml:space="preserve"> در مرور دامنه‌ای خود بر مطالعات دلفی در علوم سلامت نشان دادند که اجماع در بیشتر مطالعات (۸۱ درصد) به صورت درصد توافق تعریف می‌شود و ملاک توقف دورها در آن‌ها دستیابی به اجماع، تعداد ثابتی از دورها، یا ثبات پاسخ‌ها میان دورها (مثلاً با تغییر میانگین‌ها یا دامنه بین‌چارکی) است</w:t>
+      </w:r>
+      <w:r>
+        <w:rPr>
+          <w:rtl/>
+        </w:rPr>
+        <w:t xml:space="preserve">. </w:t>
+      </w:r>
+      <w:r>
+        <w:rPr>
+          <w:rtl/>
+        </w:rPr>
+        <w:t xml:space="preserve">در پژوهش حاضر توقف دورها بر پایه ملاک ثبات</w:t>
+      </w:r>
+      <w:r>
+        <w:rPr>
+          <w:rtl/>
+        </w:rPr>
+        <w:t xml:space="preserve">، یعنی ثبات نسبی رتبه‌بندی گویه‌ها میان دو دور متوالی، تعیین شد.</w:t>
       </w:r>
     </w:p>
     <w:p>
@@ -2434,32 +1936,31 @@
         <w:rPr>
           <w:rtl/>
         </w:rPr>
-        <w:t xml:space="preserve">برای سنجش آماری این فرایند از سه دسته شاخص استفاده شد. نخست، شاخص‌های توصیفی امتیاز هر گویه در هر دور، یعنی میانگین، میانه، انحراف معیار و دامنه بین‌چارکی. دوم، ضریب هماهنگی کندال (W) برای سنجش میزان توافق میان اعضای پانل در هر دور؛ معناداری آن با آزمون مجذور کای ارزیابی می‌شود </w:t>
-      </w:r>
-      <w:r>
-        <w:rPr>
-          <w:rFonts w:hint="cs"/>
-          <w:rtl/>
-        </w:rPr>
-        <w:t>(</w:t>
-      </w:r>
-      <w:r>
-        <w:rPr>
-          <w:rtl/>
-        </w:rPr>
-        <w:t>شیفانو و نیدربرگر ۲۰۲۵)</w:t>
-      </w:r>
-      <w:r>
-        <w:rPr>
-          <w:rStyle w:val="FootnoteReference"/>
-        </w:rPr>
-        <w:footnoteReference w:id="12"/>
-      </w:r>
-      <w:r>
-        <w:rPr>
-          <w:rtl/>
-        </w:rPr>
-        <w:t xml:space="preserve">. سوم، ضریب همبستگی رتبه‌ای اسپیرمن میان امتیازهای دور دوم و دور سوم برای سنجش ثبات رتبه‌بندی میان دو دور؛ این ضریب هم در سطح گویه‌ها، که ملاک توقف دورها بود، و هم در سطح مؤلفه‌ها محاسبه شد. نتایج این محاسبه‌ها و آزمون دو فرضیه پژوهش در بخش ۴-۲ گزارش شده است.</w:t>
+        <w:t xml:space="preserve">برای سنجش آماری این فرایند از سه دسته شاخص استفاده شد. نخست، شاخص‌های توصیفی امتیاز هر گویه در هر دور، یعنی میانگین، میانه، انحراف معیار و دامنه بین‌چارکی. دوم، ضریب هماهنگی کندال (W) برای سنجش میزان توافق میان اعضای پانل در هر دور؛ معناداری آن با آزمون مجذور کای </w:t>
+      </w:r>
+      <w:r>
+        <w:rPr>
+          <w:rtl/>
+        </w:rPr>
+        <w:t xml:space="preserve">ارزیابی می‌شود</w:t>
+      </w:r>
+      <w:r>
+        <w:rPr>
+          <w:rtl/>
+        </w:rPr>
+        <w:t xml:space="preserve">. سوم، ضریب همبستگی رتبه‌ای اسپیرمن میان امتیازهای دور دوم و دور سوم برای سنجش ثبات رتبه‌بندی میان دو دور؛ این ضریب هم در سطح گویه‌ها، که ملاک توقف دورها بود، و هم در سطح مؤلفه‌ها محاسبه شد. نتایج این محاسبه‌ها و آزمون دو فرضیه پژوهش </w:t>
+      </w:r>
+      <w:r>
+        <w:rPr>
+          <w:rtl/>
+        </w:rPr>
+        <w:t xml:space="preserve">در بخش ۴-۲ گزارش شده و خروجی کامل محاسبه‌ها برای هر سه دور در پیوست ت آمده است</w:t>
+      </w:r>
+      <w:r>
+        <w:rPr>
+          <w:rtl/>
+        </w:rPr>
+        <w:t xml:space="preserve">.</w:t>
       </w:r>
     </w:p>
     <w:p>
@@ -2490,218 +1991,126 @@
           <w:rFonts w:hint="cs"/>
           <w:rtl/>
         </w:rPr>
-        <w:t>مزیتی</w:t>
-      </w:r>
-      <w:r>
-        <w:rPr>
-          <w:rtl/>
-        </w:rPr>
-        <w:t xml:space="preserve"> </w:t>
-      </w:r>
-      <w:r>
-        <w:rPr>
-          <w:rFonts w:hint="cs"/>
-          <w:rtl/>
-        </w:rPr>
-        <w:t>که</w:t>
-      </w:r>
-      <w:r>
-        <w:rPr>
-          <w:rtl/>
-        </w:rPr>
-        <w:t xml:space="preserve"> </w:t>
-      </w:r>
-      <w:r>
-        <w:rPr>
-          <w:rFonts w:hint="cs"/>
-          <w:rtl/>
-        </w:rPr>
-        <w:t>(</w:t>
-      </w:r>
-      <w:r>
-        <w:rPr>
-          <w:rFonts w:hint="cs"/>
-          <w:rtl/>
-        </w:rPr>
-        <w:t>بایدربک</w:t>
-      </w:r>
-      <w:r>
-        <w:rPr>
-          <w:rtl/>
-        </w:rPr>
-        <w:t xml:space="preserve"> </w:t>
-      </w:r>
-      <w:r>
-        <w:rPr>
-          <w:rFonts w:hint="cs"/>
-          <w:rtl/>
-        </w:rPr>
-        <w:t>و</w:t>
-      </w:r>
-      <w:r>
-        <w:rPr>
-          <w:rtl/>
-        </w:rPr>
-        <w:t xml:space="preserve"> </w:t>
-      </w:r>
-      <w:r>
-        <w:rPr>
-          <w:rFonts w:hint="cs"/>
-          <w:rtl/>
-        </w:rPr>
-        <w:t>همکاران</w:t>
-      </w:r>
-      <w:r>
-        <w:rPr>
-          <w:rtl/>
-        </w:rPr>
-        <w:t xml:space="preserve"> </w:t>
-      </w:r>
-      <w:r>
-        <w:rPr>
-          <w:rFonts w:hint="cs"/>
-          <w:rtl/>
-        </w:rPr>
-        <w:t>۲۰۲۱</w:t>
-      </w:r>
-      <w:r>
-        <w:rPr>
-          <w:rtl/>
-        </w:rPr>
-        <w:t>)</w:t>
+        <w:t xml:space="preserve">مزیتی که روش دلفی را از گروه‌های کانونی حضوری متمایز می‌کند</w:t>
+      </w:r>
+      <w:r>
+        <w:rPr>
+          <w:rtl/>
+        </w:rPr>
+        <w:t xml:space="preserve">. دوم، ناشناس ماندن پاسخ‌ها در هر دور، که اثر فشار اجتماعی سلسله‌مراتب شغلی بر نظر اعضای کم‌سابقه‌تر پانل را کاهش می‌دهد. سوم، امکان بازبینی </w:t>
+      </w:r>
+      <w:r>
+        <w:rPr>
+          <w:rtl/>
+        </w:rPr>
+        <w:t xml:space="preserve">تدریجی نظرها در پرتو بازخورد گروهی، </w:t>
+      </w:r>
+      <w:r>
+        <w:rPr>
+          <w:rtl/>
+        </w:rPr>
+        <w:t xml:space="preserve">که ناسا و همکاران (۲۰۲۱)</w:t>
       </w:r>
       <w:r>
         <w:rPr>
           <w:rStyle w:val="FootnoteReference"/>
         </w:rPr>
+        <w:footnoteReference w:id="12"/>
+      </w:r>
+      <w:r>
+        <w:rPr>
+          <w:rtl/>
+        </w:rPr>
+        <w:t xml:space="preserve"> آن را از ویژگی‌های اصلی این روش دانسته‌اند.</w:t>
+      </w:r>
+    </w:p>
+    <w:p>
+      <w:pPr>
+        <w:bidi/>
+        <w:jc w:val="both"/>
+      </w:pPr>
+      <w:r>
+        <w:rPr>
+          <w:rtl/>
+        </w:rPr>
+        <w:t xml:space="preserve">اندازه پانل پژوهش حاضر </w:t>
+      </w:r>
+      <w:r>
+        <w:rPr>
+          <w:rFonts w:hint="cs"/>
+          <w:rtl/>
+        </w:rPr>
+        <w:t>هفت</w:t>
+      </w:r>
+      <w:r>
+        <w:rPr>
+          <w:rtl/>
+        </w:rPr>
+        <w:t xml:space="preserve"> </w:t>
+      </w:r>
+      <w:r>
+        <w:rPr>
+          <w:rFonts w:hint="cs"/>
+          <w:rtl/>
+        </w:rPr>
+        <w:t>نفر</w:t>
+      </w:r>
+      <w:r>
+        <w:rPr>
+          <w:rtl/>
+        </w:rPr>
+        <w:t xml:space="preserve"> </w:t>
+      </w:r>
+      <w:r>
+        <w:rPr>
+          <w:rFonts w:hint="cs"/>
+          <w:rtl/>
+        </w:rPr>
+        <w:t>در</w:t>
+      </w:r>
+      <w:r>
+        <w:rPr>
+          <w:rtl/>
+        </w:rPr>
+        <w:t xml:space="preserve"> </w:t>
+      </w:r>
+      <w:r>
+        <w:rPr>
+          <w:rFonts w:hint="cs"/>
+          <w:rtl/>
+        </w:rPr>
+        <w:t>محدوده‌ای</w:t>
+      </w:r>
+      <w:r>
+        <w:rPr>
+          <w:rtl/>
+        </w:rPr>
+        <w:t xml:space="preserve"> </w:t>
+      </w:r>
+      <w:r>
+        <w:rPr>
+          <w:rFonts w:hint="cs"/>
+          <w:rtl/>
+        </w:rPr>
+        <w:t>است</w:t>
+      </w:r>
+      <w:r>
+        <w:rPr>
+          <w:rtl/>
+        </w:rPr>
+        <w:t xml:space="preserve"> </w:t>
+      </w:r>
+      <w:r>
+        <w:rPr>
+          <w:rtl/>
+        </w:rPr>
+        <w:t>که شیفانو و نیدربرگر (۲۰۲۵)</w:t>
+      </w:r>
+      <w:r>
+        <w:rPr>
+          <w:rStyle w:val="FootnoteReference"/>
+        </w:rPr>
         <w:footnoteReference w:id="13"/>
-      </w:r>
-      <w:r>
-        <w:rPr>
-          <w:rtl/>
-        </w:rPr>
-        <w:t xml:space="preserve"> آن را نسبت به گروه‌های کانونی حضوری برجسته می‌دانند. دوم، ناشناس ماندن پاسخ‌ها در هر دور، که اثر فشار اجتماعی سلسله‌مراتب شغلی بر نظر اعضای کم‌سابقه‌تر پانل را کاهش می‌دهد. سوم، امکان بازبینی </w:t>
-      </w:r>
-      <w:r>
-        <w:rPr>
-          <w:rtl/>
-        </w:rPr>
-        <w:lastRenderedPageBreak/>
-        <w:t>تدریجی نظرها در پرتو بازخورد گروهی، که</w:t>
-      </w:r>
-      <w:r>
-        <w:rPr>
-          <w:rFonts w:hint="cs"/>
-          <w:rtl/>
-        </w:rPr>
-        <w:t>(</w:t>
-      </w:r>
-      <w:r>
-        <w:rPr>
-          <w:rtl/>
-        </w:rPr>
-        <w:t xml:space="preserve"> ناسا، جین و جونجا ۲۰۲۱)</w:t>
-      </w:r>
-      <w:r>
-        <w:rPr>
-          <w:rStyle w:val="FootnoteReference"/>
-        </w:rPr>
-        <w:footnoteReference w:id="14"/>
-      </w:r>
-      <w:r>
-        <w:rPr>
-          <w:rtl/>
-        </w:rPr>
-        <w:t xml:space="preserve"> آن را از ویژگی‌های اصلی این روش دانسته‌اند.</w:t>
-      </w:r>
-    </w:p>
-    <w:p>
-      <w:pPr>
-        <w:bidi/>
-        <w:jc w:val="both"/>
-      </w:pPr>
-      <w:r>
-        <w:rPr>
-          <w:rtl/>
-        </w:rPr>
-        <w:t xml:space="preserve">اندازه پانل پژوهش حاضر </w:t>
-      </w:r>
-      <w:r>
-        <w:rPr>
-          <w:rFonts w:hint="cs"/>
-          <w:rtl/>
-        </w:rPr>
-        <w:t>هفت</w:t>
-      </w:r>
-      <w:r>
-        <w:rPr>
-          <w:rtl/>
-        </w:rPr>
-        <w:t xml:space="preserve"> </w:t>
-      </w:r>
-      <w:r>
-        <w:rPr>
-          <w:rFonts w:hint="cs"/>
-          <w:rtl/>
-        </w:rPr>
-        <w:t>نفر</w:t>
-      </w:r>
-      <w:r>
-        <w:rPr>
-          <w:rtl/>
-        </w:rPr>
-        <w:t xml:space="preserve"> </w:t>
-      </w:r>
-      <w:r>
-        <w:rPr>
-          <w:rFonts w:hint="cs"/>
-          <w:rtl/>
-        </w:rPr>
-        <w:t>در</w:t>
-      </w:r>
-      <w:r>
-        <w:rPr>
-          <w:rtl/>
-        </w:rPr>
-        <w:t xml:space="preserve"> </w:t>
-      </w:r>
-      <w:r>
-        <w:rPr>
-          <w:rFonts w:hint="cs"/>
-          <w:rtl/>
-        </w:rPr>
-        <w:t>محدوده‌ای</w:t>
-      </w:r>
-      <w:r>
-        <w:rPr>
-          <w:rtl/>
-        </w:rPr>
-        <w:t xml:space="preserve"> </w:t>
-      </w:r>
-      <w:r>
-        <w:rPr>
-          <w:rFonts w:hint="cs"/>
-          <w:rtl/>
-        </w:rPr>
-        <w:t>است</w:t>
-      </w:r>
-      <w:r>
-        <w:rPr>
-          <w:rtl/>
-        </w:rPr>
-        <w:t xml:space="preserve"> </w:t>
-      </w:r>
-      <w:r>
-        <w:rPr>
-          <w:rtl/>
-        </w:rPr>
-        <w:t>که شیفانو و نیدربرگر (۲۰۲۵)</w:t>
-      </w:r>
-      <w:r>
-        <w:rPr>
-          <w:rStyle w:val="FootnoteReference"/>
-        </w:rPr>
-        <w:footnoteReference w:id="15"/>
       </w:r>
       <w:r>
         <w:rPr>
@@ -2838,7 +2247,7 @@
           <w:sz w:val="20"/>
           <w:szCs w:val="20"/>
         </w:rPr>
-        <w:t xml:space="preserve"> Saunders, Lewis, &amp; Thornhill, 2023</w:t>
+        <w:t xml:space="preserve"> Saunders et al., 2023</w:t>
       </w:r>
     </w:p>
   </w:footnote>
@@ -2856,7 +2265,7 @@
           <w:sz w:val="20"/>
           <w:szCs w:val="20"/>
         </w:rPr>
-        <w:t xml:space="preserve"> Nasa, Jain, &amp; Juneja, 2021</w:t>
+        <w:t xml:space="preserve"> Nasa et al., 2021</w:t>
       </w:r>
     </w:p>
   </w:footnote>
@@ -2910,7 +2319,7 @@
           <w:sz w:val="20"/>
           <w:szCs w:val="20"/>
         </w:rPr>
-        <w:t xml:space="preserve"> Beiderbeck et al., 2021</w:t>
+        <w:t xml:space="preserve"> Schifano &amp; Niederberger, 2025</w:t>
       </w:r>
     </w:p>
   </w:footnote>
@@ -2928,7 +2337,7 @@
           <w:sz w:val="20"/>
           <w:szCs w:val="20"/>
         </w:rPr>
-        <w:t xml:space="preserve"> Schifano &amp; Niederberger, 2025</w:t>
+        <w:t xml:space="preserve"> Nasa et al., 2021</w:t>
       </w:r>
     </w:p>
   </w:footnote>
@@ -2946,7 +2355,7 @@
           <w:sz w:val="20"/>
           <w:szCs w:val="20"/>
         </w:rPr>
-        <w:t xml:space="preserve"> Nasa et al., 2021</w:t>
+        <w:t xml:space="preserve"> Braun &amp; Clarke, 2006</w:t>
       </w:r>
     </w:p>
   </w:footnote>
@@ -3000,7 +2409,7 @@
           <w:sz w:val="20"/>
           <w:szCs w:val="20"/>
         </w:rPr>
-        <w:t xml:space="preserve"> Beiderbeck et al., 2021</w:t>
+        <w:t xml:space="preserve"> Nasa et al., 2021</w:t>
       </w:r>
     </w:p>
   </w:footnote>
@@ -3036,47 +2445,11 @@
           <w:sz w:val="20"/>
           <w:szCs w:val="20"/>
         </w:rPr>
-        <w:t xml:space="preserve"> Schifano &amp; Niederberger, 2025</w:t>
+        <w:t xml:space="preserve"> Nasa et al., 2021</w:t>
       </w:r>
     </w:p>
   </w:footnote>
   <w:footnote w:id="13">
-    <w:p>
-      <w:r>
-        <w:rPr>
-          <w:rStyle w:val="FootnoteReference"/>
-        </w:rPr>
-        <w:footnoteRef/>
-      </w:r>
-      <w:r>
-        <w:rPr>
-          <w:rFonts w:ascii="Times New Roman" w:eastAsia="Times New Roman" w:hAnsi="Times New Roman" w:cs="Times New Roman"/>
-          <w:sz w:val="20"/>
-          <w:szCs w:val="20"/>
-        </w:rPr>
-        <w:t xml:space="preserve"> Beiderbeck et al., 2021</w:t>
-      </w:r>
-    </w:p>
-  </w:footnote>
-  <w:footnote w:id="14">
-    <w:p>
-      <w:r>
-        <w:rPr>
-          <w:rStyle w:val="FootnoteReference"/>
-        </w:rPr>
-        <w:footnoteRef/>
-      </w:r>
-      <w:r>
-        <w:rPr>
-          <w:rFonts w:ascii="Times New Roman" w:eastAsia="Times New Roman" w:hAnsi="Times New Roman" w:cs="Times New Roman"/>
-          <w:sz w:val="20"/>
-          <w:szCs w:val="20"/>
-        </w:rPr>
-        <w:t xml:space="preserve"> Nasa et al., 2021</w:t>
-      </w:r>
-    </w:p>
-  </w:footnote>
-  <w:footnote w:id="15">
     <w:p>
       <w:r>
         <w:rPr>

--- a/chapter3_revised.docx
+++ b/chapter3_revised.docx
@@ -1936,7 +1936,31 @@
         <w:rPr>
           <w:rtl/>
         </w:rPr>
-        <w:t xml:space="preserve">برای سنجش آماری این فرایند از سه دسته شاخص استفاده شد. نخست، شاخص‌های توصیفی امتیاز هر گویه در هر دور، یعنی میانگین، میانه، انحراف معیار و دامنه بین‌چارکی. دوم، ضریب هماهنگی کندال (W) برای سنجش میزان توافق میان اعضای پانل در هر دور؛ معناداری آن با آزمون مجذور کای </w:t>
+        <w:t xml:space="preserve">برای سنجش آماری این فرایند از سه دسته شاخص استفاده شد. نخست، شاخص‌های توصیفی امتیاز هر گویه در هر دور، یعنی میانگین، میانه، انحراف معیار و دامنه بین‌چارکی. </w:t>
+      </w:r>
+      <w:r>
+        <w:rPr>
+          <w:rtl/>
+        </w:rPr>
+        <w:t xml:space="preserve">دوم، ضریب هماهنگی کندال (W) برای سنجش میزان توافق میان رتبه‌بندی‌های اعضای پانل در هر دور، که در دلفی‌های مبتنی بر رتبه‌بندی به کار می‌رود (اشمیت، ۱۹۹۷)</w:t>
+      </w:r>
+      <w:r>
+        <w:rPr>
+          <w:rStyle w:val="FootnoteReference"/>
+        </w:rPr>
+        <w:footnoteReference w:id="12"/>
+      </w:r>
+      <w:r>
+        <w:rPr>
+          <w:rtl/>
+        </w:rPr>
+        <w:t xml:space="preserve">؛</w:t>
+      </w:r>
+      <w:r>
+        <w:rPr>
+          <w:rtl/>
+        </w:rPr>
+        <w:t xml:space="preserve"> معناداری آن با آزمون مجذور کای </w:t>
       </w:r>
       <w:r>
         <w:rPr>
@@ -2015,7 +2039,7 @@
         <w:rPr>
           <w:rStyle w:val="FootnoteReference"/>
         </w:rPr>
-        <w:footnoteReference w:id="12"/>
+        <w:footnoteReference w:id="13"/>
       </w:r>
       <w:r>
         <w:rPr>
@@ -2110,7 +2134,7 @@
         <w:rPr>
           <w:rStyle w:val="FootnoteReference"/>
         </w:rPr>
-        <w:footnoteReference w:id="13"/>
+        <w:footnoteReference w:id="14"/>
       </w:r>
       <w:r>
         <w:rPr>
@@ -2445,11 +2469,29 @@
           <w:sz w:val="20"/>
           <w:szCs w:val="20"/>
         </w:rPr>
-        <w:t xml:space="preserve"> Nasa et al., 2021</w:t>
+        <w:t xml:space="preserve"> Schmidt, 1997</w:t>
       </w:r>
     </w:p>
   </w:footnote>
   <w:footnote w:id="13">
+    <w:p>
+      <w:r>
+        <w:rPr>
+          <w:rStyle w:val="FootnoteReference"/>
+        </w:rPr>
+        <w:footnoteRef/>
+      </w:r>
+      <w:r>
+        <w:rPr>
+          <w:rFonts w:ascii="Times New Roman" w:eastAsia="Times New Roman" w:hAnsi="Times New Roman" w:cs="Times New Roman"/>
+          <w:sz w:val="20"/>
+          <w:szCs w:val="20"/>
+        </w:rPr>
+        <w:t xml:space="preserve"> Nasa et al., 2021</w:t>
+      </w:r>
+    </w:p>
+  </w:footnote>
+  <w:footnote w:id="14">
     <w:p>
       <w:r>
         <w:rPr>

--- a/chapter3_revised.docx
+++ b/chapter3_revised.docx
@@ -1244,7 +1244,7 @@
         <w:rPr>
           <w:rtl/>
         </w:rPr>
-        <w:t xml:space="preserve">پاسخ‌های کامل‌شده دور دوم هر عضو پانل در پیوست ب، و پرسشنامه دور سوم همراه با پاسخ‌های کامل‌شده آن در پیوست پ پایان‌نامه ارائه شده است</w:t>
+        <w:t xml:space="preserve">پرسشنامه‌های دور دوم و سوم، همراه با پاسخ‌های کامل‌شده اعضای پانل، به دلیل حجم زیاد در متن پایان‌نامه نیامده‌اند و در صورت نیاز در اختیار داوران قرار می‌گیرند</w:t>
       </w:r>
       <w:r>
         <w:rPr>
@@ -1972,13 +1972,13 @@
         <w:rPr>
           <w:rtl/>
         </w:rPr>
-        <w:t xml:space="preserve">. سوم، ضریب همبستگی رتبه‌ای اسپیرمن میان امتیازهای دور دوم و دور سوم برای سنجش ثبات رتبه‌بندی میان دو دور؛ این ضریب هم در سطح گویه‌ها، که ملاک توقف دورها بود، و هم در سطح مؤلفه‌ها محاسبه شد. نتایج این محاسبه‌ها و آزمون دو فرضیه پژوهش </w:t>
-      </w:r>
-      <w:r>
-        <w:rPr>
-          <w:rtl/>
-        </w:rPr>
-        <w:t xml:space="preserve">در بخش ۴-۲ گزارش شده و خروجی کامل محاسبه‌ها برای هر سه دور در پیوست ت آمده است</w:t>
+        <w:t xml:space="preserve">. سوم، ضریب همبستگی رتبه‌ای اسپیرمن میان امتیازهای دور دوم و دور سوم برای سنجش ثبات رتبه‌بندی میان دو دور؛ این ضریب هم در سطح گویه‌ها، که ملاک توقف دورها بود، و هم در سطح مؤلفه‌ها محاسبه شد. </w:t>
+      </w:r>
+      <w:r>
+        <w:rPr>
+          <w:rtl/>
+        </w:rPr>
+        <w:t xml:space="preserve">نتایج این محاسبه‌ها در بخش ۴ گزارش شده و خروجی کامل محاسبه‌ها برای هر سه دور در پیوست ب آمده است</w:t>
       </w:r>
       <w:r>
         <w:rPr>

--- a/chapter3_revised.docx
+++ b/chapter3_revised.docx
@@ -1163,7 +1163,13 @@
         <w:rPr>
           <w:rtl/>
         </w:rPr>
-        <w:t>پرسش محوری دور نخست پانل به صورت باز مطرح شد: از نظر شما، چالش‌های فروش محصولات تک‌محصولی چیست؟ این پرسش عمداً بدون فهرست پیشنهادی و بدون محدودیت در تعداد پاسخ مطرح شد تا هر عضو پانل بتواند از منظر تجربه خود، موارد را آزادانه برشمارد. پاسخ‌های این دور، مبنای تحلیل مضمون و شکل‌گیری فهرست اولیه گویه‌هایی شد که در دورهای بعدی برای رتبه‌بندی و رسیدن به اجماع، در اختیار پانل قرار گرفت.</w:t>
+        <w:t xml:space="preserve">پرسش محوری دور نخست پانل به صورت باز مطرح شد: از نظر شما، چالش‌های فروش محصولات تک‌محصولی چیست؟ این پرسش عمداً بدون فهرست پیشنهادی و بدون محدودیت در تعداد پاسخ مطرح شد تا هر عضو پانل بتواند از منظر تجربه خود، موارد را آزادانه برشمارد.</w:t>
+      </w:r>
+      <w:r>
+        <w:rPr>
+          <w:rtl/>
+        </w:rPr>
+        <w:t xml:space="preserve"> پاسخ‌های این دور، مبنای تحلیل مضمون و یکی از دو منبع ورودی فهرست اولیه گویه‌ها شد؛ منبع دیگر، چالش‌های برگرفته از ادبیات در پایان فصل دوم (جدول ۲-۱) بود. این دو منبع در مرحله ترکیب و بررسی با هم سنجیده شدند و فهرست گویه‌هایی که در دورهای بعدی برای رتبه‌بندی و رسیدن به اجماع در اختیار پانل قرار گرفت، از همین مرحله به دست آمد.</w:t>
       </w:r>
     </w:p>
     <w:p>
@@ -1207,7 +1213,19 @@
         <w:rPr>
           <w:rtl/>
         </w:rPr>
-        <w:t>ابزار اصلی گردآوری داده، پرسشنامه دلفی بود که در قالب دورهای متوالی طراحی و اجرا شد. دور نخست، پرسشنامه‌ای باز با دو بخش بود: بخش نخست به مشخصات جمعیت‌شناختی عضو پانل اختصاص داشت و بخش دوم شامل پرسش باز اصلی پژوهش می‌شد. نمونه این پرسشنامه در پیوست الف پایان‌نامه ارائه شده است.</w:t>
+        <w:t xml:space="preserve">ابزار اصلی گردآوری داده، پرسشنامه دلفی بود که در قالب دورهای متوالی طراحی و اجرا شد.</w:t>
+      </w:r>
+      <w:r>
+        <w:rPr>
+          <w:rtl/>
+        </w:rPr>
+        <w:t xml:space="preserve"> دور نخست، پرسشنامه‌ای باز با دو بخش بود: بخش نخست به مشخصات جمعیت‌شناختی عضو پانل اختصاص داشت و بخش دوم شامل پرسش باز اصلی پژوهش می‌شد.</w:t>
+      </w:r>
+      <w:r>
+        <w:rPr>
+          <w:rtl/>
+        </w:rPr>
+        <w:t xml:space="preserve"> نمونه‌ای از پرسشنامه تکمیل‌شده دور دوم (خبره خ۱) در پیوست الف آمده است؛ پرسشنامه دور نخست همان پرسش باز بود که در بخش ۳-۵ آمد.</w:t>
       </w:r>
     </w:p>
     <w:p>
@@ -1294,7 +1312,13 @@
         <w:rPr>
           <w:rtl/>
         </w:rPr>
-        <w:t>تحلیل داده‌ها در دو گام انجام شد: نخست شناسایی چالش‌ها از راه تحلیل مضمون پاسخ‌های باز دور نخست، و سپس اولویت‌بندی آن‌ها از طریق دورهای رتبه‌بندی و بازخورد گروهی پانل دلفی. هر دو گام از یک فرایند واحد و متوالی تغذیه می‌شوند.</w:t>
+        <w:t xml:space="preserve">تحلیل داده‌ها در سه گام انجام شد: نخست شناسایی چالش‌ها از راه تحلیل مضمون پاسخ‌های باز دور نخست و ترکیب آن‌ها با چالش‌های برگرفته از ادبیات، سپس اولویت‌بندی آن‌ها از طریق دورهای رتبه‌بندی و بازخورد گروهی پانل دلفی، و در پایان وزن‌دهی و رتبه‌بندی به روش AHP.</w:t>
+      </w:r>
+      <w:r>
+        <w:rPr>
+          <w:rtl/>
+        </w:rPr>
+        <w:t xml:space="preserve"> هر سه گام از یک فرایند واحد و متوالی تغذیه می‌شوند.</w:t>
       </w:r>
     </w:p>
     <w:p>
@@ -1817,6 +1841,18 @@
     </w:p>
     <w:p>
       <w:pPr>
+        <w:bidi/>
+        <w:jc w:val="both"/>
+      </w:pPr>
+      <w:r>
+        <w:rPr>
+          <w:rtl/>
+        </w:rPr>
+        <w:t xml:space="preserve">در مرحله ترکیب و بررسی، کدهای استخراج‌شده از پاسخ‌های دور نخست با چالش‌های برگرفته از ادبیات (جدول ۲-۱) سنجیده و ترکیب شدند. عاملی از ادبیات تنها زمانی وارد فهرست گویه‌ها شد که در پاسخ خبرگان بازتاب داشته باشد؛ عواملی که در ادبیات آمده بودند، اما خبرگان مطرح نکردند، وارد فهرست نشدند. حاصل این مرحله ۲۹ گویه در نُه مؤلفه بود.</w:t>
+      </w:r>
+    </w:p>
+    <w:p>
+      <w:pPr>
         <w:pStyle w:val="Heading3"/>
         <w:keepNext/>
         <w:bidi/>
@@ -1996,7 +2032,7 @@
         <w:jc w:val="lowKashida"/>
       </w:pPr>
       <w:r>
-        <w:t>۳-۷-۳ چرایی انتخاب روش دلفی در میان رویکردهای رقیب</w:t>
+        <w:t xml:space="preserve">۳-۷-۳ رتبه‌بندی و وزن‌دهی به روش AHP</w:t>
       </w:r>
     </w:p>
     <w:p>
@@ -2008,6 +2044,54 @@
         <w:rPr>
           <w:rtl/>
         </w:rPr>
+        <w:t xml:space="preserve">گام سوم، وزن‌دهی و رتبه‌بندی به روش فرایند تحلیل سلسله‌مراتبی (AHP) انجام شد (ساعتی، ۱۹۸۰)</w:t>
+      </w:r>
+      <w:r>
+        <w:rPr>
+          <w:rStyle w:val="FootnoteReference"/>
+        </w:rPr>
+        <w:footnoteReference w:id="13"/>
+      </w:r>
+      <w:r>
+        <w:rPr>
+          <w:rtl/>
+        </w:rPr>
+        <w:t xml:space="preserve">. سلسله‌مراتب تصمیم در سه سطح تعریف شد: هدف، که شناسایی و اولویت‌بندی چالش‌های فروش است؛ نُه مؤلفه؛ و ۲۹ گویه زیر هر مؤلفه. در این پژوهش مقایسه‌های زوجی از خبرگان گرفته نشد؛ از این رو وزن‌ها در حالت اندازه‌گیری مطلق AHP و بر پایه میانگین امتیاز هر گویه در دور سوم محاسبه شدند.</w:t>
+      </w:r>
+    </w:p>
+    <w:p>
+      <w:pPr>
+        <w:bidi/>
+        <w:jc w:val="both"/>
+      </w:pPr>
+      <w:r>
+        <w:rPr>
+          <w:rtl/>
+        </w:rPr>
+        <w:t xml:space="preserve">وزن هر مؤلفه برابر است با سهم میانگین آن از مجموع میانگین‌های نُه مؤلفه. وزن محلی هر گویه برابر است با سهم میانگین آن از مجموع میانگین‌های گویه‌های همان مؤلفه، و وزن سراسری گویه حاصل ضرب وزن مؤلفه در وزن محلی آن است. مجموع وزن‌های سراسری ۲۹ گویه برابر یک است. به دلیل نبود قضاوت زوجی، نرخ ناسازگاری محاسبه نشد.</w:t>
+      </w:r>
+    </w:p>
+    <w:p>
+      <w:pPr>
+        <w:pStyle w:val="Heading3"/>
+        <w:keepNext/>
+        <w:bidi/>
+        <w:spacing w:before="180" w:after="80"/>
+        <w:jc w:val="lowKashida"/>
+      </w:pPr>
+      <w:r>
+        <w:t xml:space="preserve">۳-۷-۴ چرایی انتخاب روش دلفی در میان رویکردهای رقیب</w:t>
+      </w:r>
+    </w:p>
+    <w:p>
+      <w:pPr>
+        <w:bidi/>
+        <w:jc w:val="both"/>
+      </w:pPr>
+      <w:r>
+        <w:rPr>
+          <w:rtl/>
+        </w:rPr>
         <w:t xml:space="preserve">انتخاب روش دلفی در پژوهش حاضر بر سه دلیل استوار است. نخست، امکان دستیابی به اجماع گروهی بدون نیاز به گردهم‌آوردن فیزیکی خبرگانی که در مناطق و شرکت‌های مختلف پراکنده‌اند </w:t>
       </w:r>
       <w:r>
@@ -2039,7 +2123,7 @@
         <w:rPr>
           <w:rStyle w:val="FootnoteReference"/>
         </w:rPr>
-        <w:footnoteReference w:id="13"/>
+        <w:footnoteReference w:id="14"/>
       </w:r>
       <w:r>
         <w:rPr>
@@ -2134,7 +2218,7 @@
         <w:rPr>
           <w:rStyle w:val="FootnoteReference"/>
         </w:rPr>
-        <w:footnoteReference w:id="14"/>
+        <w:footnoteReference w:id="15"/>
       </w:r>
       <w:r>
         <w:rPr>
@@ -2487,11 +2571,29 @@
           <w:sz w:val="20"/>
           <w:szCs w:val="20"/>
         </w:rPr>
-        <w:t xml:space="preserve"> Nasa et al., 2021</w:t>
+        <w:t xml:space="preserve"> Saaty, 1980. The analytic hierarchy process.</w:t>
       </w:r>
     </w:p>
   </w:footnote>
   <w:footnote w:id="14">
+    <w:p>
+      <w:r>
+        <w:rPr>
+          <w:rStyle w:val="FootnoteReference"/>
+        </w:rPr>
+        <w:footnoteRef/>
+      </w:r>
+      <w:r>
+        <w:rPr>
+          <w:rFonts w:ascii="Times New Roman" w:eastAsia="Times New Roman" w:hAnsi="Times New Roman" w:cs="Times New Roman"/>
+          <w:sz w:val="20"/>
+          <w:szCs w:val="20"/>
+        </w:rPr>
+        <w:t xml:space="preserve"> Nasa et al., 2021</w:t>
+      </w:r>
+    </w:p>
+  </w:footnote>
+  <w:footnote w:id="15">
     <w:p>
       <w:r>
         <w:rPr>

--- a/chapter3_revised.docx
+++ b/chapter3_revised.docx
@@ -1225,7 +1225,7 @@
         <w:rPr>
           <w:rtl/>
         </w:rPr>
-        <w:t xml:space="preserve"> نمونه‌ای از پرسشنامه تکمیل‌شده دور دوم (خبره خ۱) در پیوست الف آمده است؛ پرسشنامه دور نخست همان پرسش باز بود که در بخش ۳-۵ آمد.</w:t>
+        <w:t xml:space="preserve"> فرم خام پرسشنامه دور نخست در پیوست الف، فرم خام پرسشنامه دور دوم در پیوست ب و فرم خام پرسشنامه دور سوم در پیوست پ آمده است؛ پرسش اصلی دور نخست همان پرسش باز بود که در بخش ۳-۵ آمد.</w:t>
       </w:r>
     </w:p>
     <w:p>
@@ -1262,7 +1262,7 @@
         <w:rPr>
           <w:rtl/>
         </w:rPr>
-        <w:t xml:space="preserve">پرسشنامه‌های دور دوم و سوم، همراه با پاسخ‌های کامل‌شده اعضای پانل، به دلیل حجم زیاد در متن پایان‌نامه نیامده‌اند و در صورت نیاز در اختیار داوران قرار می‌گیرند</w:t>
+        <w:t xml:space="preserve">پاسخ‌های کامل‌شده اعضای پانل، به دلیل حجم زیاد در متن پایان‌نامه نیامده‌اند و در صورت نیاز در اختیار داوران قرار می‌گیرند</w:t>
       </w:r>
       <w:r>
         <w:rPr>
@@ -2014,7 +2014,7 @@
         <w:rPr>
           <w:rtl/>
         </w:rPr>
-        <w:t xml:space="preserve">نتایج این محاسبه‌ها در بخش ۴ گزارش شده و خروجی کامل محاسبه‌ها برای هر سه دور در پیوست ب آمده است</w:t>
+        <w:t xml:space="preserve">نتایج این محاسبه‌ها در بخش ۴ گزارش شده است و پاسخ‌های کامل‌شده اعضای پانل در اختیار داوران قرار دارد</w:t>
       </w:r>
       <w:r>
         <w:rPr>

--- a/chapter3_revised.docx
+++ b/chapter3_revised.docx
@@ -1237,14 +1237,13 @@
         <w:rPr>
           <w:rtl/>
         </w:rPr>
-        <w:t xml:space="preserve">در دورهای بعدی، پرسشنامه بر پایه گویه‌های استخراج‌شده از دور نخست بازطراحی شد و از هر عضو پانل خواسته شد میزان اهمیت هر گویه را رتبه‌بندی کند. </w:t>
-      </w:r>
-      <w:r>
-        <w:rPr>
-          <w:rFonts w:hint="cs"/>
-          <w:rtl/>
-        </w:rPr>
-        <w:t xml:space="preserve">ناسا و همکاران (۲۰۲۱)</w:t>
+        <w:t xml:space="preserve">در دورهای بعدی، پرسشنامه بر پایه گویه‌های استخراج‌شده از دور نخست بازطراحی شد و از هر عضو پانل خواسته شد میزان اهمیت هر گویه را امتیاز دهد.</w:t>
+      </w:r>
+      <w:r>
+        <w:rPr>
+          <w:rtl/>
+        </w:rPr>
+        <w:t xml:space="preserve"> ناسا و همکاران (۲۰۲۱)</w:t>
       </w:r>
       <w:r>
         <w:rPr>
@@ -1256,19 +1255,13 @@
         <w:rPr>
           <w:rtl/>
         </w:rPr>
-        <w:t xml:space="preserve"> ناشناس ماندن پاسخ‌های اعضای پانل نسبت به یکدیگر، و بازخورد کنترل‌شده نتایج تجمیعی دور پیشین به هر عضو را از ویژگی‌های بنیادین این ابزار در روش دلفی برمی‌شمارند؛ دو ویژگی‌ای که در طراحی پرسشنامه دورهای دوم و سوم پژوهش حاضر رعایت شد. </w:t>
-      </w:r>
-      <w:r>
-        <w:rPr>
-          <w:rtl/>
-        </w:rPr>
-        <w:t xml:space="preserve">پاسخ‌های کامل‌شده اعضای پانل، به دلیل حجم زیاد در متن پایان‌نامه نیامده‌اند و در صورت نیاز در اختیار داوران قرار می‌گیرند</w:t>
-      </w:r>
-      <w:r>
-        <w:rPr>
-          <w:rtl/>
-        </w:rPr>
-        <w:t xml:space="preserve">.</w:t>
+        <w:t xml:space="preserve"> ناشناس ماندن پاسخ‌های اعضای پانل نسبت به یکدیگر، و بازخورد کنترل‌شده نتایج تجمیعی دور پیشین به هر عضو را از ویژگی‌های بنیادین این ابزار در روش دلفی برمی‌شمارند؛ دو ویژگی‌ای که در طراحی پرسشنامه دورهای دوم و سوم پژوهش حاضر رعایت شد.</w:t>
+      </w:r>
+      <w:r>
+        <w:rPr>
+          <w:rtl/>
+        </w:rPr>
+        <w:t xml:space="preserve"> پاسخ‌های کامل‌شده اعضای پانل، به دلیل حجم زیاد در متن پایان‌نامه نیامده‌اند و در صورت نیاز در اختیار داوران قرار می‌گیرند.</w:t>
       </w:r>
     </w:p>
     <w:p>
@@ -1872,14 +1865,13 @@
         <w:rPr>
           <w:rtl/>
         </w:rPr>
-        <w:t xml:space="preserve">برای اولویت‌بندی گویه‌های شناسایی‌شده، فهرست حاصل از دور نخست در دور دوم به صورت پرسشنامه‌ای ساختاریافته در اختیار پانل قرار گرفت و از هر عضو خواسته شد اهمیت هر گویه را بر پایه طیفی پنج‌درجه‌ای رتبه‌بندی کند. </w:t>
-      </w:r>
-      <w:r>
-        <w:rPr>
-          <w:rFonts w:hint="cs"/>
-          <w:rtl/>
-        </w:rPr>
-        <w:t xml:space="preserve">بازخورد کنترل‌شده نتایج هر دور به اعضای پانل، که از ویژگی‌های بنیادین روش دلفی و وجه تمایز آن از پیمایش یک‌مرحله‌ای است (ناسا و همکاران، ۲۰۲۱)</w:t>
+        <w:t xml:space="preserve">برای اولویت‌بندی گویه‌های شناسایی‌شده، فهرست حاصل از دور نخست در دور دوم به صورت پرسشنامه‌ای ساختاریافته در اختیار پانل قرار گرفت و از هر عضو خواسته شد اهمیت هر گویه را بر پایه طیفی پنج‌درجه‌ای امتیاز دهد.</w:t>
+      </w:r>
+      <w:r>
+        <w:rPr>
+          <w:rtl/>
+        </w:rPr>
+        <w:t xml:space="preserve"> بازخورد کنترل‌شده نتایج هر دور به اعضای پانل، که از ویژگی‌های بنیادین روش دلفی و وجه تمایز آن از پیمایش یک‌مرحله‌ای است (ناسا و همکاران، ۲۰۲۱)</w:t>
       </w:r>
       <w:r>
         <w:rPr>
@@ -1889,16 +1881,9 @@
       </w:r>
       <w:r>
         <w:rPr>
-          <w:rFonts w:hint="cs"/>
-          <w:rtl/>
-        </w:rPr>
-        <w:t xml:space="preserve">، در پژوهش حاضر چنین اجرا شد: میانگین و میانه امتیاز هر گویه در پانل، همراه با امتیاز خود هر عضو در دور پیشین، به صورت ناشناس در اختیار تمام اعضا قرار گرفت و از آنان خواسته شد با توجه به این بازخورد گروهی، رتبه‌بندی خود را در دور بعد بازبینی کنند</w:t>
-      </w:r>
-      <w:r>
-        <w:rPr>
-          <w:rtl/>
-        </w:rPr>
-        <w:t xml:space="preserve">.</w:t>
+          <w:rtl/>
+        </w:rPr>
+        <w:t xml:space="preserve">، در پژوهش حاضر چنین اجرا شد: میانگین و میانه امتیاز هر گویه در پانل، همراه با امتیاز خود هر عضو در دور پیشین، به صورت ناشناس در اختیار تمام اعضا قرار گرفت و از آنان خواسته شد با توجه به این بازخورد گروهی، امتیازهای خود را در دور بعد بازبینی کنند.</w:t>
       </w:r>
     </w:p>
     <w:p>
@@ -1910,6 +1895,18 @@
         <w:rPr>
           <w:rtl/>
         </w:rPr>
+        <w:t xml:space="preserve">قاعده حذف گویه‌ها در دور دوم این بود که گویه‌ای با میانگین امتیاز کمتر از ۳ (یعنی کمتر از سطح «تا حدی مهم») از فهرست حذف شود. اگر هیچ گویه‌ای چنین نباشد، فهرست بدون تغییر می‌ماند و ضریب هماهنگی کندال بر کل فهرست محاسبه می‌شود؛ در غیر این صورت، گویه‌های حذف‌شده کنار گذاشته می‌شوند و ضریب کندال بر گویه‌های باقی‌مانده محاسبه می‌شود.</w:t>
+      </w:r>
+    </w:p>
+    <w:p>
+      <w:pPr>
+        <w:bidi/>
+        <w:jc w:val="both"/>
+      </w:pPr>
+      <w:r>
+        <w:rPr>
+          <w:rtl/>
+        </w:rPr>
         <w:t xml:space="preserve">این فرایند تا رسیدن به اجماع نسبی تکرار می‌شود. </w:t>
       </w:r>
       <w:r>
@@ -1960,7 +1957,25 @@
         <w:rPr>
           <w:rtl/>
         </w:rPr>
-        <w:t>رتبه‌بندی نهایی در دو سطح محاسبه شد. در سطح گویه، هر یک از گویه‌های استخراج‌شده از دور نخست امتیاز جداگانه‌ای از میانگین رتبه‌های پانل دریافت کرد. در سطح مؤلفه، امتیاز هر مؤلفه از ترکیب امتیاز گویه‌های زیرمجموعه آن به دست آمد. محاسبه دوسطحی، هم امکان اولویت‌بندی عملیاتی در سطح چالش‌های مشخص را فراهم می‌کند و هم تصویری کلان از اهمیت نسبی دسته‌های چالش ارائه می‌دهد.</w:t>
+        <w:t xml:space="preserve">رتبه‌بندی نهایی در دو سطح محاسبه شد.</w:t>
+      </w:r>
+      <w:r>
+        <w:rPr>
+          <w:rtl/>
+        </w:rPr>
+        <w:t xml:space="preserve"> در سطح گویه، هر یک از گویه‌های استخراج‌شده از دور نخست رتبه‌ای جداگانه بر پایه میانگین امتیاز پانل در دور پایانی گرفت.</w:t>
+      </w:r>
+      <w:r>
+        <w:rPr>
+          <w:rtl/>
+        </w:rPr>
+        <w:t xml:space="preserve"> در سطح مؤلفه، امتیاز هر مؤلفه برابر میانگین امتیاز گویه‌های زیرمجموعه آن است.</w:t>
+      </w:r>
+      <w:r>
+        <w:rPr>
+          <w:rtl/>
+        </w:rPr>
+        <w:t xml:space="preserve"> محاسبه دوسطحی، هم امکان اولویت‌بندی عملیاتی در سطح چالش‌های مشخص را فراهم می‌کند و هم تصویری کلان از اهمیت نسبی دسته‌های چالش ارائه می‌دهد.</w:t>
       </w:r>
     </w:p>
     <w:p>
@@ -1972,13 +1987,19 @@
         <w:rPr>
           <w:rtl/>
         </w:rPr>
-        <w:t xml:space="preserve">برای سنجش آماری این فرایند از سه دسته شاخص استفاده شد. نخست، شاخص‌های توصیفی امتیاز هر گویه در هر دور، یعنی میانگین، میانه، انحراف معیار و دامنه بین‌چارکی. </w:t>
-      </w:r>
-      <w:r>
-        <w:rPr>
-          <w:rtl/>
-        </w:rPr>
-        <w:t xml:space="preserve">دوم، ضریب هماهنگی کندال (W) برای سنجش میزان توافق میان رتبه‌بندی‌های اعضای پانل در هر دور، که در دلفی‌های مبتنی بر رتبه‌بندی به کار می‌رود (اشمیت، ۱۹۹۷)</w:t>
+        <w:t xml:space="preserve">برای سنجش آماری این فرایند از سه دسته شاخص استفاده شد.</w:t>
+      </w:r>
+      <w:r>
+        <w:rPr>
+          <w:rtl/>
+        </w:rPr>
+        <w:t xml:space="preserve"> نخست، شاخص‌های توصیفی امتیاز هر گویه در هر دور، یعنی میانگین، میانه، انحراف معیار و دامنه بین‌چارکی.</w:t>
+      </w:r>
+      <w:r>
+        <w:rPr>
+          <w:rtl/>
+        </w:rPr>
+        <w:t xml:space="preserve"> دوم، ضریب هماهنگی کندال (W) برای سنجش میزان توافق میان رتبه‌های حاصل از امتیازهای اعضای پانل در هر دور، که در دلفی‌های مبتنی بر رتبه‌بندی به کار می‌رود (اشمیت، ۱۹۹۷)</w:t>
       </w:r>
       <w:r>
         <w:rPr>
@@ -1990,37 +2011,19 @@
         <w:rPr>
           <w:rtl/>
         </w:rPr>
-        <w:t xml:space="preserve">؛</w:t>
-      </w:r>
-      <w:r>
-        <w:rPr>
-          <w:rtl/>
-        </w:rPr>
-        <w:t xml:space="preserve"> معناداری آن با آزمون مجذور کای </w:t>
-      </w:r>
-      <w:r>
-        <w:rPr>
-          <w:rtl/>
-        </w:rPr>
-        <w:t xml:space="preserve">ارزیابی می‌شود</w:t>
-      </w:r>
-      <w:r>
-        <w:rPr>
-          <w:rtl/>
-        </w:rPr>
-        <w:t xml:space="preserve">. سوم، ضریب همبستگی رتبه‌ای اسپیرمن میان امتیازهای دور دوم و دور سوم برای سنجش ثبات رتبه‌بندی میان دو دور؛ این ضریب هم در سطح گویه‌ها، که ملاک توقف دورها بود، و هم در سطح مؤلفه‌ها محاسبه شد. </w:t>
-      </w:r>
-      <w:r>
-        <w:rPr>
-          <w:rtl/>
-        </w:rPr>
-        <w:t xml:space="preserve">نتایج این محاسبه‌ها در بخش ۴ گزارش شده است و پاسخ‌های کامل‌شده اعضای پانل در اختیار داوران قرار دارد</w:t>
-      </w:r>
-      <w:r>
-        <w:rPr>
-          <w:rtl/>
-        </w:rPr>
-        <w:t xml:space="preserve">.</w:t>
+        <w:t xml:space="preserve">؛ برای محاسبه آن، امتیازهای هر عضو به رتبه تبدیل شد و امتیازهای برابر میانگین رتبه‌های خود را گرفتند؛ معناداری آن با آزمون مجذور کای ارزیابی می‌شود.</w:t>
+      </w:r>
+      <w:r>
+        <w:rPr>
+          <w:rtl/>
+        </w:rPr>
+        <w:t xml:space="preserve"> سوم، ضریب همبستگی رتبه‌ای اسپیرمن میان امتیازهای دور دوم و دور سوم برای سنجش ثبات رتبه‌بندی میان دو دور؛ این ضریب هم در سطح گویه‌ها، که ملاک توقف دورها بود، و هم در سطح مؤلفه‌ها محاسبه شد.</w:t>
+      </w:r>
+      <w:r>
+        <w:rPr>
+          <w:rtl/>
+        </w:rPr>
+        <w:t xml:space="preserve"> نتایج این محاسبه‌ها در بخش ۴ گزارش شده است و پاسخ‌های کامل‌شده اعضای پانل در اختیار داوران قرار دارد.</w:t>
       </w:r>
     </w:p>
     <w:p>

--- a/chapter3_revised.docx
+++ b/chapter3_revised.docx
@@ -375,13 +375,25 @@
         <w:rPr>
           <w:rtl/>
         </w:rPr>
-        <w:t xml:space="preserve">پژوهش حاضر از نظر هدف کاربردی است، زیرا در پی حل مسئله‌ای مشخص در یک صنعت مشخص است. از نظر ماهیت اکتشافی است، چون فهرست تثبیت‌شده‌ای از چالش‌های فروش بنگاه‌های تک‌محصولی در ادبیات داخلی وجود ندارد. از نظر رویکرد نیز آمیخته است: در گام نخست، داده‌ها به‌صورت کیفی و از طریق پاسخ باز اعضای پانل گردآوری می‌شود؛ و در گام‌های بعدی، همان داده از طریق دورهای رتبه‌بندی و بازخورد گروهی، به شکلی کمّی پردازش و به اجماع می‌رسد. </w:t>
-      </w:r>
-      <w:r>
-        <w:rPr>
-          <w:rtl/>
-        </w:rPr>
-        <w:t xml:space="preserve">این طبقه‌بندی سه‌گانه با تمایزهایی که ساندرز و همکاران (۲۰۲۳)</w:t>
+        <w:t xml:space="preserve">پژوهش حاضر از نظر هدف کاربردی است، زیرا در پی حل مسئله‌ای مشخص در یک صنعت مشخص است.</w:t>
+      </w:r>
+      <w:r>
+        <w:rPr>
+          <w:rtl/>
+        </w:rPr>
+        <w:t xml:space="preserve"> از نظر ماهیت اکتشافی است، چون فهرست تثبیت‌شده‌ای از چالش‌های فروش بنگاه‌های تک‌محصولی در ادبیات داخلی وجود ندارد.</w:t>
+      </w:r>
+      <w:r>
+        <w:rPr>
+          <w:rtl/>
+        </w:rPr>
+        <w:t xml:space="preserve"> از نظر رویکرد نیز آمیخته است: در گام نخست، داده‌ها به‌صورت کیفی و از طریق مصاحبه‌ی باز با اعضای پانل گردآوری می‌شود؛ و در گام‌های بعدی، همان داده از طریق دورهای رتبه‌بندی و بازخورد گروهی، به شکلی کمّی پردازش و به اجماع می‌رسد.</w:t>
+      </w:r>
+      <w:r>
+        <w:rPr>
+          <w:rtl/>
+        </w:rPr>
+        <w:t xml:space="preserve"> این طبقه‌بندی سه‌گانه با تمایزهایی که ساندرز و همکاران (۲۰۲۳)</w:t>
       </w:r>
       <w:r>
         <w:rPr>
@@ -393,13 +405,7 @@
         <w:rPr>
           <w:rtl/>
         </w:rPr>
-        <w:t xml:space="preserve"> میان پژوهش کاربردی و بنیادی، هدف اکتشافی پژوهش و انتخاب روش آمیخته مطرح می‌کنند همخوانی دارد</w:t>
-      </w:r>
-      <w:r>
-        <w:rPr>
-          <w:rtl/>
-        </w:rPr>
-        <w:t xml:space="preserve">.</w:t>
+        <w:t xml:space="preserve"> میان پژوهش کاربردی و بنیادی، هدف اکتشافی پژوهش و انتخاب روش آمیخته مطرح می‌کنند همخوانی دارد.</w:t>
       </w:r>
     </w:p>
     <w:p>
@@ -1151,7 +1157,19 @@
         <w:rPr>
           <w:rtl/>
         </w:rPr>
-        <w:t>داده‌های این پژوهش در دو لایه گردآوری شد. در لایه نخست، مبانی نظری و پیشینه پژوهش از راه مطالعه کتابخانه‌ای و بررسی مقاله‌ها، کتاب‌ها و پایگاه‌های علمی داخلی و خارجی فراهم آمد. در لایه دوم، داده‌های میدانی از طریق پرسشنامه دلفی در قالب دورهای متوالی از پانل خبرگان گردآوری شد.</w:t>
+        <w:t xml:space="preserve">داده‌های این پژوهش در دو لایه گردآوری شد.</w:t>
+      </w:r>
+      <w:r>
+        <w:rPr>
+          <w:rtl/>
+        </w:rPr>
+        <w:t xml:space="preserve"> در لایه نخست، مبانی نظری و پیشینه پژوهش از راه مطالعه کتابخانه‌ای و بررسی مقاله‌ها، کتاب‌ها و پایگاه‌های علمی داخلی و خارجی فراهم آمد.</w:t>
+      </w:r>
+      <w:r>
+        <w:rPr>
+          <w:rtl/>
+        </w:rPr>
+        <w:t xml:space="preserve"> در لایه دوم، داده‌های میدانی از طریق سه دور متوالی دلفی از پانل خبرگان گردآوری شد: دور نخست یک مصاحبه‌ی باز بود و دو دور بعد با پرسشنامه اجرا شدند.</w:t>
       </w:r>
     </w:p>
     <w:p>
@@ -1213,19 +1231,19 @@
         <w:rPr>
           <w:rtl/>
         </w:rPr>
-        <w:t xml:space="preserve">ابزار اصلی گردآوری داده، پرسشنامه دلفی بود که در قالب دورهای متوالی طراحی و اجرا شد.</w:t>
-      </w:r>
-      <w:r>
-        <w:rPr>
-          <w:rtl/>
-        </w:rPr>
-        <w:t xml:space="preserve"> دور نخست، پرسشنامه‌ای باز با دو بخش بود: بخش نخست به مشخصات جمعیت‌شناختی عضو پانل اختصاص داشت و بخش دوم شامل پرسش باز اصلی پژوهش می‌شد.</w:t>
-      </w:r>
-      <w:r>
-        <w:rPr>
-          <w:rtl/>
-        </w:rPr>
-        <w:t xml:space="preserve"> فرم خام پرسشنامه دور نخست در پیوست الف، فرم خام پرسشنامه دور دوم در پیوست ب و فرم خام پرسشنامه دور سوم در پیوست پ آمده است؛ پرسش اصلی دور نخست همان پرسش باز بود که در بخش ۳-۵ آمد.</w:t>
+        <w:t xml:space="preserve">ابزار اصلی گردآوری داده، روش دلفی در سه دور متوالی بود.</w:t>
+      </w:r>
+      <w:r>
+        <w:rPr>
+          <w:rtl/>
+        </w:rPr>
+        <w:t xml:space="preserve"> دور نخست یک مصاحبه‌ی باز با یک پرسش بود که دو بخش داشت: بخش نخست به مشخصات جمعیت‌شناختی عضو پانل اختصاص داشت و بخش دوم شامل پرسش باز اصلی پژوهش می‌شد.</w:t>
+      </w:r>
+      <w:r>
+        <w:rPr>
+          <w:rtl/>
+        </w:rPr>
+        <w:t xml:space="preserve"> دور دوم و سوم با پرسشنامه‌ی دلفی اجرا شدند. فرم خام مصاحبه‌ی دور نخست در پیوست الف، فرم خام پرسشنامه‌ی دور دوم در پیوست ب و فرم خام پرسشنامه‌ی دور سوم در پیوست پ آمده است؛ پرسش اصلی دور نخست همان پرسش باز بود که در بخش ۳-۵ آمد.</w:t>
       </w:r>
     </w:p>
     <w:p>
@@ -1895,18 +1913,6 @@
         <w:rPr>
           <w:rtl/>
         </w:rPr>
-        <w:t xml:space="preserve">قاعده حذف گویه‌ها در دور دوم این بود که گویه‌ای با میانگین امتیاز کمتر از ۳ (یعنی کمتر از سطح «تا حدی مهم») از فهرست حذف شود. اگر هیچ گویه‌ای چنین نباشد، فهرست بدون تغییر می‌ماند و ضریب هماهنگی کندال بر کل فهرست محاسبه می‌شود؛ در غیر این صورت، گویه‌های حذف‌شده کنار گذاشته می‌شوند و ضریب کندال بر گویه‌های باقی‌مانده محاسبه می‌شود.</w:t>
-      </w:r>
-    </w:p>
-    <w:p>
-      <w:pPr>
-        <w:bidi/>
-        <w:jc w:val="both"/>
-      </w:pPr>
-      <w:r>
-        <w:rPr>
-          <w:rtl/>
-        </w:rPr>
         <w:t xml:space="preserve">این فرایند تا رسیدن به اجماع نسبی تکرار می‌شود. </w:t>
       </w:r>
       <w:r>
@@ -2059,7 +2065,19 @@
         <w:rPr>
           <w:rtl/>
         </w:rPr>
-        <w:t xml:space="preserve">. سلسله‌مراتب تصمیم در سه سطح تعریف شد: هدف، که شناسایی و اولویت‌بندی چالش‌های فروش است؛ نُه مؤلفه؛ و ۲۹ گویه زیر هر مؤلفه. در این پژوهش مقایسه‌های زوجی از خبرگان گرفته نشد؛ از این رو وزن‌ها در حالت اندازه‌گیری مطلق AHP و بر پایه میانگین امتیاز هر گویه در دور سوم محاسبه شدند.</w:t>
+        <w:t xml:space="preserve">.</w:t>
+      </w:r>
+      <w:r>
+        <w:rPr>
+          <w:rtl/>
+        </w:rPr>
+        <w:t xml:space="preserve"> سلسله‌مراتب تصمیم در سه سطح تعریف شد: هدف، که شناسایی و اولویت‌بندی چالش‌های فروش است؛ نُه مؤلفه؛ و ۲۹ گویه زیر هر مؤلفه.</w:t>
+      </w:r>
+      <w:r>
+        <w:rPr>
+          <w:rtl/>
+        </w:rPr>
+        <w:t xml:space="preserve"> وزن‌ها بدون محاسبه‌ی مقایسه‌های زوجی و مستقیماً از میانگین امتیاز هر گویه در دور سوم به دست آمدند.</w:t>
       </w:r>
     </w:p>
     <w:p>
@@ -2071,7 +2089,25 @@
         <w:rPr>
           <w:rtl/>
         </w:rPr>
-        <w:t xml:space="preserve">وزن هر مؤلفه برابر است با سهم میانگین آن از مجموع میانگین‌های نُه مؤلفه. وزن محلی هر گویه برابر است با سهم میانگین آن از مجموع میانگین‌های گویه‌های همان مؤلفه، و وزن سراسری گویه حاصل ضرب وزن مؤلفه در وزن محلی آن است. مجموع وزن‌های سراسری ۲۹ گویه برابر یک است. به دلیل نبود قضاوت زوجی، نرخ ناسازگاری محاسبه نشد.</w:t>
+        <w:t xml:space="preserve">وزن هر مؤلفه برابر است با سهم میانگین آن از مجموع میانگین‌های نُه مؤلفه.</w:t>
+      </w:r>
+      <w:r>
+        <w:rPr>
+          <w:rtl/>
+        </w:rPr>
+        <w:t xml:space="preserve"> وزن محلی هر گویه برابر است با سهم میانگین آن از مجموع میانگین‌های گویه‌های همان مؤلفه، و وزن سراسری گویه حاصل ضرب وزن مؤلفه در وزن محلی آن است.</w:t>
+      </w:r>
+      <w:r>
+        <w:rPr>
+          <w:rtl/>
+        </w:rPr>
+        <w:t xml:space="preserve"> مجموع وزن‌های سراسری ۲۹ گویه برابر یک است.</w:t>
+      </w:r>
+      <w:r>
+        <w:rPr>
+          <w:rtl/>
+        </w:rPr>
+        <w:t xml:space="preserve"/>
       </w:r>
     </w:p>
     <w:p>
@@ -2266,13 +2302,13 @@
         <w:rPr>
           <w:rtl/>
         </w:rPr>
-        <w:t>پیش از آغاز دور نخست، هدف پژوهش و نحوه استفاده از داده‌ها برای ه</w:t>
-      </w:r>
-      <w:r>
-        <w:rPr>
-          <w:rtl/>
-        </w:rPr>
-        <w:t>ر عضو پانل تشریح شد و مشارکت او با رضایت آگاهانه و به صورت داوطلبانه صورت گرفت. درج نام در پرسشنامه اختیاری بود و اعضای پانل در گزارش پژوهش با کدهای خ۱ تا خ۷ نشان داده شده‌اند تا محرمانگی هویت آنان و نام شرکت‌های محل فعالیتشان حفظ شود.</w:t>
+        <w:t xml:space="preserve">پیش از آغاز دور نخست، هدف پژوهش و نحوه استفاده از داده‌ها برای هر عضو پانل تشریح شد و مشارکت او با رضایت آگاهانه و به صورت داوطلبانه صورت گرفت.</w:t>
+      </w:r>
+      <w:r>
+        <w:rPr>
+          <w:rtl/>
+        </w:rPr>
+        <w:t xml:space="preserve"> درج نام در فرم‌های پژوهش اختیاری بود و اعضای پانل در گزارش پژوهش با کدهای خ۱ تا خ۷ نشان داده شده‌اند تا محرمانگی هویت آنان و نام شرکت‌های محل فعالیتشان حفظ شود.</w:t>
       </w:r>
     </w:p>
     <w:p>

--- a/chapter3_revised.docx
+++ b/chapter3_revised.docx
@@ -1187,7 +1187,13 @@
         <w:rPr>
           <w:rtl/>
         </w:rPr>
-        <w:t xml:space="preserve"> پاسخ‌های این دور، مبنای تحلیل مضمون و یکی از دو منبع ورودی فهرست اولیه گویه‌ها شد؛ منبع دیگر، چالش‌های برگرفته از ادبیات در پایان فصل دوم (جدول ۲-۱) بود. این دو منبع در مرحله ترکیب و بررسی با هم سنجیده شدند و فهرست گویه‌هایی که در دورهای بعدی برای رتبه‌بندی و رسیدن به اجماع در اختیار پانل قرار گرفت، از همین مرحله به دست آمد.</w:t>
+        <w:t xml:space="preserve"> پاسخ‌های این دور، مبنای تحلیل مضمون و ساخت گویه‌ها بود.</w:t>
+      </w:r>
+      <w:r>
+        <w:rPr>
+          <w:rtl/>
+        </w:rPr>
+        <w:t xml:space="preserve"> چالش‌های برگرفته از ادبیات در پایان فصل دوم (جدول ۲-۱) در مرحله ترکیب و بررسی با این کدها سنجیده شدند و فهرست گویه‌هایی که در دورهای بعدی برای رتبه‌بندی و رسیدن به اجماع در اختیار پانل قرار گرفت، از همین مرحله به دست آمد.</w:t>
       </w:r>
     </w:p>
     <w:p>
@@ -1353,13 +1359,7 @@
         <w:rPr>
           <w:rtl/>
         </w:rPr>
-        <w:t xml:space="preserve">تحلیل مضمون روشی برای شناسایی، تحلیل و گزارش الگوهای معنایی درون داده‌های کیفی </w:t>
-      </w:r>
-      <w:r>
-        <w:rPr>
-          <w:rtl/>
-        </w:rPr>
-        <w:t xml:space="preserve">است (براون و کلارک، ۲۰۰۶)</w:t>
+        <w:t xml:space="preserve">تحلیل مضمون روشی برای شناسایی، تحلیل و گزارش الگوهای معنایی درون داده‌های کیفی است (براون و کلارک، ۲۰۰۶)</w:t>
       </w:r>
       <w:r>
         <w:rPr>
@@ -1383,31 +1383,25 @@
         <w:rPr>
           <w:rtl/>
         </w:rPr>
-        <w:t xml:space="preserve"> آن را در قالب فرایندی شش‌مرحله‌ای تشریح کرده‌اند؛ مراحل اجرای آن در پژوهش حاضر، با تطبیقی برای پاسخ‌های باز دور نخست دلفی، چنین بود</w:t>
-      </w:r>
-      <w:r>
-        <w:rPr>
-          <w:rtl/>
-        </w:rPr>
-        <w:t xml:space="preserve">. در مرحله نخست، آشنایی با داده: پاسخ‌های باز دور نخست چند بار خوانده شد. در مرحله دوم، کدگذاری باز: هر عبارت معنادار که به مانع یا مشکلی در فرایند فروش اشاره داشت، </w:t>
-      </w:r>
-      <w:r>
-        <w:rPr>
-          <w:rtl/>
-        </w:rPr>
-        <w:t xml:space="preserve">به پیروی از گام کدگذاری باز در فرایند پنج‌مرحله‌ای تحلیل داده کیفی (بینگهام، ۲۰۲۳)</w:t>
-      </w:r>
-      <w:r>
-        <w:rPr>
-          <w:rStyle w:val="FootnoteReference"/>
-        </w:rPr>
-        <w:footnoteReference w:id="9"/>
-      </w:r>
-      <w:r>
-        <w:rPr>
-          <w:rtl/>
-        </w:rPr>
-        <w:t xml:space="preserve"> به عنوان یک کد ثبت شد.</w:t>
+        <w:t xml:space="preserve"> آن را در قالب فرایندی شش‌مرحله‌ای تشریح کرده‌اند؛ مراحل اجرای آن در پژوهش حاضر، با تطبیقی برای پاسخ‌های باز دور نخست دلفی، چنین بود.</w:t>
+      </w:r>
+      <w:r>
+        <w:rPr>
+          <w:rtl/>
+        </w:rPr>
+        <w:t xml:space="preserve"> در مرحله نخست، آشنایی با داده: پاسخ‌های باز دور نخست چند بار خوانده شد.</w:t>
+      </w:r>
+      <w:r>
+        <w:rPr>
+          <w:rtl/>
+        </w:rPr>
+        <w:t xml:space="preserve"> در مرحله دوم، کدگذاری: هر عبارت معنادار که به مانع یا مشکلی در فرایند فروش اشاره داشت، </w:t>
+      </w:r>
+      <w:r>
+        <w:rPr>
+          <w:rtl/>
+        </w:rPr>
+        <w:t xml:space="preserve">به عنوان یک کد ثبت شد.</w:t>
       </w:r>
     </w:p>
     <w:p>
@@ -1859,7 +1853,7 @@
         <w:rPr>
           <w:rtl/>
         </w:rPr>
-        <w:t xml:space="preserve">در مرحله ترکیب و بررسی، کدهای استخراج‌شده از پاسخ‌های دور نخست با چالش‌های برگرفته از ادبیات (جدول ۲-۱) سنجیده و ترکیب شدند. عاملی از ادبیات تنها زمانی وارد فهرست گویه‌ها شد که در پاسخ خبرگان بازتاب داشته باشد؛ عواملی که در ادبیات آمده بودند، اما خبرگان مطرح نکردند، وارد فهرست نشدند. حاصل این مرحله ۲۹ گویه در نُه مؤلفه بود.</w:t>
+        <w:t xml:space="preserve">در مرحله ترکیب و بررسی، کدهای استخراج‌شده از پاسخ‌های دور نخست با چالش‌های برگرفته از ادبیات (جدول ۲-۱) سنجیده و ترکیب شدند. گویه‌ها از کدهای پاسخ خبرگان ساخته شدند و هر گویه دست‌کم در پاسخ یک عضو پانل بازتاب داشت. چالشی از ادبیات تنها زمانی وارد فهرست گویه‌ها شد که خبرگان آن را مطرح کرده بودند؛ چالش‌هایی که در ادبیات آمده بودند، اما هیچ عضو پانل مطرح نکرد، وارد فهرست نشدند. در مقابل، کدی که در ادبیات همتای روشنی نداشت، به‌دلیل بازتاب در پاسخ خبرگان در فهرست ماند. حاصل این مرحله ۲۹ گویه در نُه مؤلفه بود.</w:t>
       </w:r>
     </w:p>
     <w:p>
@@ -1895,13 +1889,63 @@
         <w:rPr>
           <w:rStyle w:val="FootnoteReference"/>
         </w:rPr>
+        <w:footnoteReference w:id="9"/>
+      </w:r>
+      <w:r>
+        <w:rPr>
+          <w:rtl/>
+        </w:rPr>
+        <w:t xml:space="preserve">، در پژوهش حاضر چنین اجرا شد: میانگین و میانه امتیاز هر گویه در پانل، همراه با امتیاز خود هر عضو در دور پیشین، به صورت ناشناس در اختیار تمام اعضا قرار گرفت و از آنان خواسته شد با توجه به این بازخورد گروهی، امتیازهای خود را در دور بعد بازبینی کنند.</w:t>
+      </w:r>
+    </w:p>
+    <w:p>
+      <w:pPr>
+        <w:bidi/>
+        <w:jc w:val="both"/>
+      </w:pPr>
+      <w:r>
+        <w:rPr>
+          <w:rtl/>
+        </w:rPr>
+        <w:t xml:space="preserve">این فرایند تا رسیدن به اجماع نسبی تکرار می‌شود. </w:t>
+      </w:r>
+      <w:r>
+        <w:rPr>
+          <w:rFonts w:hint="cs"/>
+          <w:rtl/>
+        </w:rPr>
+        <w:t xml:space="preserve">شیفانو و نیدربرگر (۲۰۲۵)</w:t>
+      </w:r>
+      <w:r>
+        <w:rPr>
+          <w:rStyle w:val="FootnoteReference"/>
+        </w:rPr>
         <w:footnoteReference w:id="10"/>
       </w:r>
       <w:r>
         <w:rPr>
-          <w:rtl/>
-        </w:rPr>
-        <w:t xml:space="preserve">، در پژوهش حاضر چنین اجرا شد: میانگین و میانه امتیاز هر گویه در پانل، همراه با امتیاز خود هر عضو در دور پیشین، به صورت ناشناس در اختیار تمام اعضا قرار گرفت و از آنان خواسته شد با توجه به این بازخورد گروهی، امتیازهای خود را در دور بعد بازبینی کنند.</w:t>
+          <w:rFonts w:hint="cs"/>
+          <w:rtl/>
+        </w:rPr>
+        <w:t xml:space="preserve"> در مرور دامنه‌ای خود بر مطالعات دلفی در علوم سلامت نشان دادند که اجماع در بیشتر مطالعات (۸۱ درصد) به صورت درصد توافق تعریف می‌شود و ملاک توقف دورها در آن‌ها دستیابی به اجماع، تعداد ثابتی از دورها، یا ثبات پاسخ‌ها میان دورها (مثلاً با تغییر میانگین‌ها یا دامنه بین‌چارکی) است</w:t>
+      </w:r>
+      <w:r>
+        <w:rPr>
+          <w:rtl/>
+        </w:rPr>
+        <w:t xml:space="preserve">. </w:t>
+      </w:r>
+      <w:r>
+        <w:rPr>
+          <w:rtl/>
+        </w:rPr>
+        <w:t xml:space="preserve">در پژوهش حاضر توقف دورها بر پایه ملاک ثبات</w:t>
+      </w:r>
+      <w:r>
+        <w:rPr>
+          <w:rtl/>
+        </w:rPr>
+        <w:t xml:space="preserve">، یعنی ثبات نسبی رتبه‌بندی گویه‌ها میان دو دور متوالی، تعیین شد.</w:t>
       </w:r>
     </w:p>
     <w:p>
@@ -1913,105 +1957,55 @@
         <w:rPr>
           <w:rtl/>
         </w:rPr>
-        <w:t xml:space="preserve">این فرایند تا رسیدن به اجماع نسبی تکرار می‌شود. </w:t>
-      </w:r>
-      <w:r>
-        <w:rPr>
-          <w:rFonts w:hint="cs"/>
-          <w:rtl/>
-        </w:rPr>
-        <w:t xml:space="preserve">شیفانو و نیدربرگر (۲۰۲۵)</w:t>
+        <w:t xml:space="preserve">رتبه‌بندی نهایی در دو سطح محاسبه شد.</w:t>
+      </w:r>
+      <w:r>
+        <w:rPr>
+          <w:rtl/>
+        </w:rPr>
+        <w:t xml:space="preserve"> در سطح گویه، هر یک از گویه‌های استخراج‌شده از دور نخست رتبه‌ای جداگانه بر پایه میانگین امتیاز پانل در دور پایانی گرفت.</w:t>
+      </w:r>
+      <w:r>
+        <w:rPr>
+          <w:rtl/>
+        </w:rPr>
+        <w:t xml:space="preserve"> در سطح مؤلفه، امتیاز هر مؤلفه برابر میانگین امتیاز گویه‌های زیرمجموعه آن است.</w:t>
+      </w:r>
+      <w:r>
+        <w:rPr>
+          <w:rtl/>
+        </w:rPr>
+        <w:t xml:space="preserve"> محاسبه دوسطحی، هم امکان اولویت‌بندی عملیاتی در سطح چالش‌های مشخص را فراهم می‌کند و هم تصویری کلان از اهمیت نسبی دسته‌های چالش ارائه می‌دهد.</w:t>
+      </w:r>
+    </w:p>
+    <w:p>
+      <w:pPr>
+        <w:bidi/>
+        <w:jc w:val="both"/>
+      </w:pPr>
+      <w:r>
+        <w:rPr>
+          <w:rtl/>
+        </w:rPr>
+        <w:t xml:space="preserve">برای سنجش آماری این فرایند از سه دسته شاخص استفاده شد.</w:t>
+      </w:r>
+      <w:r>
+        <w:rPr>
+          <w:rtl/>
+        </w:rPr>
+        <w:t xml:space="preserve"> نخست، شاخص‌های توصیفی امتیاز هر گویه در هر دور، یعنی میانگین، میانه، انحراف معیار و دامنه بین‌چارکی.</w:t>
+      </w:r>
+      <w:r>
+        <w:rPr>
+          <w:rtl/>
+        </w:rPr>
+        <w:t xml:space="preserve"> دوم، ضریب هماهنگی کندال (W) برای سنجش میزان توافق میان رتبه‌های حاصل از امتیازهای اعضای پانل در هر دور، که در دلفی‌های مبتنی بر رتبه‌بندی به کار می‌رود (اشمیت، ۱۹۹۷)</w:t>
       </w:r>
       <w:r>
         <w:rPr>
           <w:rStyle w:val="FootnoteReference"/>
         </w:rPr>
         <w:footnoteReference w:id="11"/>
-      </w:r>
-      <w:r>
-        <w:rPr>
-          <w:rFonts w:hint="cs"/>
-          <w:rtl/>
-        </w:rPr>
-        <w:t xml:space="preserve"> در مرور دامنه‌ای خود بر مطالعات دلفی در علوم سلامت نشان دادند که اجماع در بیشتر مطالعات (۸۱ درصد) به صورت درصد توافق تعریف می‌شود و ملاک توقف دورها در آن‌ها دستیابی به اجماع، تعداد ثابتی از دورها، یا ثبات پاسخ‌ها میان دورها (مثلاً با تغییر میانگین‌ها یا دامنه بین‌چارکی) است</w:t>
-      </w:r>
-      <w:r>
-        <w:rPr>
-          <w:rtl/>
-        </w:rPr>
-        <w:t xml:space="preserve">. </w:t>
-      </w:r>
-      <w:r>
-        <w:rPr>
-          <w:rtl/>
-        </w:rPr>
-        <w:t xml:space="preserve">در پژوهش حاضر توقف دورها بر پایه ملاک ثبات</w:t>
-      </w:r>
-      <w:r>
-        <w:rPr>
-          <w:rtl/>
-        </w:rPr>
-        <w:t xml:space="preserve">، یعنی ثبات نسبی رتبه‌بندی گویه‌ها میان دو دور متوالی، تعیین شد.</w:t>
-      </w:r>
-    </w:p>
-    <w:p>
-      <w:pPr>
-        <w:bidi/>
-        <w:jc w:val="both"/>
-      </w:pPr>
-      <w:r>
-        <w:rPr>
-          <w:rtl/>
-        </w:rPr>
-        <w:t xml:space="preserve">رتبه‌بندی نهایی در دو سطح محاسبه شد.</w:t>
-      </w:r>
-      <w:r>
-        <w:rPr>
-          <w:rtl/>
-        </w:rPr>
-        <w:t xml:space="preserve"> در سطح گویه، هر یک از گویه‌های استخراج‌شده از دور نخست رتبه‌ای جداگانه بر پایه میانگین امتیاز پانل در دور پایانی گرفت.</w:t>
-      </w:r>
-      <w:r>
-        <w:rPr>
-          <w:rtl/>
-        </w:rPr>
-        <w:t xml:space="preserve"> در سطح مؤلفه، امتیاز هر مؤلفه برابر میانگین امتیاز گویه‌های زیرمجموعه آن است.</w:t>
-      </w:r>
-      <w:r>
-        <w:rPr>
-          <w:rtl/>
-        </w:rPr>
-        <w:t xml:space="preserve"> محاسبه دوسطحی، هم امکان اولویت‌بندی عملیاتی در سطح چالش‌های مشخص را فراهم می‌کند و هم تصویری کلان از اهمیت نسبی دسته‌های چالش ارائه می‌دهد.</w:t>
-      </w:r>
-    </w:p>
-    <w:p>
-      <w:pPr>
-        <w:bidi/>
-        <w:jc w:val="both"/>
-      </w:pPr>
-      <w:r>
-        <w:rPr>
-          <w:rtl/>
-        </w:rPr>
-        <w:t xml:space="preserve">برای سنجش آماری این فرایند از سه دسته شاخص استفاده شد.</w:t>
-      </w:r>
-      <w:r>
-        <w:rPr>
-          <w:rtl/>
-        </w:rPr>
-        <w:t xml:space="preserve"> نخست، شاخص‌های توصیفی امتیاز هر گویه در هر دور، یعنی میانگین، میانه، انحراف معیار و دامنه بین‌چارکی.</w:t>
-      </w:r>
-      <w:r>
-        <w:rPr>
-          <w:rtl/>
-        </w:rPr>
-        <w:t xml:space="preserve"> دوم، ضریب هماهنگی کندال (W) برای سنجش میزان توافق میان رتبه‌های حاصل از امتیازهای اعضای پانل در هر دور، که در دلفی‌های مبتنی بر رتبه‌بندی به کار می‌رود (اشمیت، ۱۹۹۷)</w:t>
-      </w:r>
-      <w:r>
-        <w:rPr>
-          <w:rStyle w:val="FootnoteReference"/>
-        </w:rPr>
-        <w:footnoteReference w:id="12"/>
       </w:r>
       <w:r>
         <w:rPr>
@@ -2059,7 +2053,7 @@
         <w:rPr>
           <w:rStyle w:val="FootnoteReference"/>
         </w:rPr>
-        <w:footnoteReference w:id="13"/>
+        <w:footnoteReference w:id="12"/>
       </w:r>
       <w:r>
         <w:rPr>
@@ -2162,102 +2156,102 @@
         <w:rPr>
           <w:rStyle w:val="FootnoteReference"/>
         </w:rPr>
+        <w:footnoteReference w:id="13"/>
+      </w:r>
+      <w:r>
+        <w:rPr>
+          <w:rtl/>
+        </w:rPr>
+        <w:t xml:space="preserve"> آن را از ویژگی‌های اصلی این روش دانسته‌اند.</w:t>
+      </w:r>
+    </w:p>
+    <w:p>
+      <w:pPr>
+        <w:bidi/>
+        <w:jc w:val="both"/>
+      </w:pPr>
+      <w:r>
+        <w:rPr>
+          <w:rtl/>
+        </w:rPr>
+        <w:t xml:space="preserve">اندازه پانل پژوهش حاضر </w:t>
+      </w:r>
+      <w:r>
+        <w:rPr>
+          <w:rFonts w:hint="cs"/>
+          <w:rtl/>
+        </w:rPr>
+        <w:t>هفت</w:t>
+      </w:r>
+      <w:r>
+        <w:rPr>
+          <w:rtl/>
+        </w:rPr>
+        <w:t xml:space="preserve"> </w:t>
+      </w:r>
+      <w:r>
+        <w:rPr>
+          <w:rFonts w:hint="cs"/>
+          <w:rtl/>
+        </w:rPr>
+        <w:t>نفر</w:t>
+      </w:r>
+      <w:r>
+        <w:rPr>
+          <w:rtl/>
+        </w:rPr>
+        <w:t xml:space="preserve"> </w:t>
+      </w:r>
+      <w:r>
+        <w:rPr>
+          <w:rFonts w:hint="cs"/>
+          <w:rtl/>
+        </w:rPr>
+        <w:t>در</w:t>
+      </w:r>
+      <w:r>
+        <w:rPr>
+          <w:rtl/>
+        </w:rPr>
+        <w:t xml:space="preserve"> </w:t>
+      </w:r>
+      <w:r>
+        <w:rPr>
+          <w:rFonts w:hint="cs"/>
+          <w:rtl/>
+        </w:rPr>
+        <w:t>محدوده‌ای</w:t>
+      </w:r>
+      <w:r>
+        <w:rPr>
+          <w:rtl/>
+        </w:rPr>
+        <w:t xml:space="preserve"> </w:t>
+      </w:r>
+      <w:r>
+        <w:rPr>
+          <w:rFonts w:hint="cs"/>
+          <w:rtl/>
+        </w:rPr>
+        <w:t>است</w:t>
+      </w:r>
+      <w:r>
+        <w:rPr>
+          <w:rtl/>
+        </w:rPr>
+        <w:t xml:space="preserve"> </w:t>
+      </w:r>
+      <w:r>
+        <w:rPr>
+          <w:rtl/>
+        </w:rPr>
+        <w:t>که شیفانو و نیدربرگر (۲۰۲۵)</w:t>
+      </w:r>
+      <w:r>
+        <w:rPr>
+          <w:rStyle w:val="FootnoteReference"/>
+        </w:rPr>
         <w:footnoteReference w:id="14"/>
-      </w:r>
-      <w:r>
-        <w:rPr>
-          <w:rtl/>
-        </w:rPr>
-        <w:t xml:space="preserve"> آن را از ویژگی‌های اصلی این روش دانسته‌اند.</w:t>
-      </w:r>
-    </w:p>
-    <w:p>
-      <w:pPr>
-        <w:bidi/>
-        <w:jc w:val="both"/>
-      </w:pPr>
-      <w:r>
-        <w:rPr>
-          <w:rtl/>
-        </w:rPr>
-        <w:t xml:space="preserve">اندازه پانل پژوهش حاضر </w:t>
-      </w:r>
-      <w:r>
-        <w:rPr>
-          <w:rFonts w:hint="cs"/>
-          <w:rtl/>
-        </w:rPr>
-        <w:t>هفت</w:t>
-      </w:r>
-      <w:r>
-        <w:rPr>
-          <w:rtl/>
-        </w:rPr>
-        <w:t xml:space="preserve"> </w:t>
-      </w:r>
-      <w:r>
-        <w:rPr>
-          <w:rFonts w:hint="cs"/>
-          <w:rtl/>
-        </w:rPr>
-        <w:t>نفر</w:t>
-      </w:r>
-      <w:r>
-        <w:rPr>
-          <w:rtl/>
-        </w:rPr>
-        <w:t xml:space="preserve"> </w:t>
-      </w:r>
-      <w:r>
-        <w:rPr>
-          <w:rFonts w:hint="cs"/>
-          <w:rtl/>
-        </w:rPr>
-        <w:t>در</w:t>
-      </w:r>
-      <w:r>
-        <w:rPr>
-          <w:rtl/>
-        </w:rPr>
-        <w:t xml:space="preserve"> </w:t>
-      </w:r>
-      <w:r>
-        <w:rPr>
-          <w:rFonts w:hint="cs"/>
-          <w:rtl/>
-        </w:rPr>
-        <w:t>محدوده‌ای</w:t>
-      </w:r>
-      <w:r>
-        <w:rPr>
-          <w:rtl/>
-        </w:rPr>
-        <w:t xml:space="preserve"> </w:t>
-      </w:r>
-      <w:r>
-        <w:rPr>
-          <w:rFonts w:hint="cs"/>
-          <w:rtl/>
-        </w:rPr>
-        <w:t>است</w:t>
-      </w:r>
-      <w:r>
-        <w:rPr>
-          <w:rtl/>
-        </w:rPr>
-        <w:t xml:space="preserve"> </w:t>
-      </w:r>
-      <w:r>
-        <w:rPr>
-          <w:rtl/>
-        </w:rPr>
-        <w:t>که شیفانو و نیدربرگر (۲۰۲۵)</w:t>
-      </w:r>
-      <w:r>
-        <w:rPr>
-          <w:rStyle w:val="FootnoteReference"/>
-        </w:rPr>
-        <w:footnoteReference w:id="15"/>
       </w:r>
       <w:r>
         <w:rPr>
@@ -2538,7 +2532,7 @@
           <w:sz w:val="20"/>
           <w:szCs w:val="20"/>
         </w:rPr>
-        <w:t xml:space="preserve"> Bingham, 2023</w:t>
+        <w:t xml:space="preserve"> Nasa et al., 2021</w:t>
       </w:r>
     </w:p>
   </w:footnote>
@@ -2556,7 +2550,7 @@
           <w:sz w:val="20"/>
           <w:szCs w:val="20"/>
         </w:rPr>
-        <w:t xml:space="preserve"> Nasa et al., 2021</w:t>
+        <w:t xml:space="preserve"> Schifano &amp; Niederberger, 2025</w:t>
       </w:r>
     </w:p>
   </w:footnote>
@@ -2574,7 +2568,7 @@
           <w:sz w:val="20"/>
           <w:szCs w:val="20"/>
         </w:rPr>
-        <w:t xml:space="preserve"> Schifano &amp; Niederberger, 2025</w:t>
+        <w:t xml:space="preserve"> Schmidt, 1997</w:t>
       </w:r>
     </w:p>
   </w:footnote>
@@ -2592,7 +2586,7 @@
           <w:sz w:val="20"/>
           <w:szCs w:val="20"/>
         </w:rPr>
-        <w:t xml:space="preserve"> Schmidt, 1997</w:t>
+        <w:t xml:space="preserve"> Saaty, 1980. The analytic hierarchy process.</w:t>
       </w:r>
     </w:p>
   </w:footnote>
@@ -2610,29 +2604,11 @@
           <w:sz w:val="20"/>
           <w:szCs w:val="20"/>
         </w:rPr>
-        <w:t xml:space="preserve"> Saaty, 1980. The analytic hierarchy process.</w:t>
+        <w:t xml:space="preserve"> Nasa et al., 2021</w:t>
       </w:r>
     </w:p>
   </w:footnote>
   <w:footnote w:id="14">
-    <w:p>
-      <w:r>
-        <w:rPr>
-          <w:rStyle w:val="FootnoteReference"/>
-        </w:rPr>
-        <w:footnoteRef/>
-      </w:r>
-      <w:r>
-        <w:rPr>
-          <w:rFonts w:ascii="Times New Roman" w:eastAsia="Times New Roman" w:hAnsi="Times New Roman" w:cs="Times New Roman"/>
-          <w:sz w:val="20"/>
-          <w:szCs w:val="20"/>
-        </w:rPr>
-        <w:t xml:space="preserve"> Nasa et al., 2021</w:t>
-      </w:r>
-    </w:p>
-  </w:footnote>
-  <w:footnote w:id="15">
     <w:p>
       <w:r>
         <w:rPr>

--- a/chapter3_revised.docx
+++ b/chapter3_revised.docx
@@ -1853,7 +1853,7 @@
         <w:rPr>
           <w:rtl/>
         </w:rPr>
-        <w:t xml:space="preserve">در مرحله ترکیب و بررسی، کدهای استخراج‌شده از پاسخ‌های دور نخست با چالش‌های برگرفته از ادبیات (جدول ۲-۱) سنجیده و ترکیب شدند. گویه‌ها از کدهای پاسخ خبرگان ساخته شدند و هر گویه دست‌کم در پاسخ یک عضو پانل بازتاب داشت. چالشی از ادبیات تنها زمانی وارد فهرست گویه‌ها شد که خبرگان آن را مطرح کرده بودند؛ چالش‌هایی که در ادبیات آمده بودند، اما هیچ عضو پانل مطرح نکرد، وارد فهرست نشدند. در مقابل، کدی که در ادبیات همتای روشنی نداشت، به‌دلیل بازتاب در پاسخ خبرگان در فهرست ماند. حاصل این مرحله ۲۹ گویه در نُه مؤلفه بود.</w:t>
+        <w:t xml:space="preserve">در مرحله ترکیب و بررسی، کدهای استخراج‌شده از پاسخ‌های دور نخست با چالش‌های برگرفته از ادبیات (جدول ۲-۱) سنجیده و ترکیب شدند. گویه‌ها از کدهای پاسخ خبرگان ساخته شدند و هر گویه دست‌کم در پاسخ یک عضو پانل بازتاب داشت. چالشی از ادبیات تنها زمانی وارد فهرست گویه‌ها شد که خبرگان آن را مطرح کرده بودند؛ چالش‌هایی که در ادبیات آمده بودند، اما هیچ عضو پانل مطرح نکرد، وارد فهرست نشدند. در مقابل، کدی که در ادبیات همتای روشنی نداشت، به‌دلیل بازتاب در پاسخ خبرگان در فهرست ماند. حاصل این مرحله ۲۹ گویه در نُه مؤلفه بود؛ نتیجه سنجش هر گویه با جدول ۲-۱ در ستون «همتای ادبی» جدول ۴-۶ آمده است.</w:t>
       </w:r>
     </w:p>
     <w:p>

--- a/chapter3_revised.docx
+++ b/chapter3_revised.docx
@@ -1413,7 +1413,31 @@
         <w:rPr>
           <w:rtl/>
         </w:rPr>
-        <w:t>در مرحله سوم، شکل‌گیری گویه‌ها: کدهای دارای معنای مشترک در قالب گویه‌های واحد گرد آمدند. برای نمونه، اشاره یک عضو پانل به هزینه بالای توزیع و اشاره عضو دیگری به نبود صرفه اقتصادی در پخش یک قلم کالا، در گویه هزینه بالای پخش و توزیع به ازای یک قلم کالا ادغام شدند. در مرحله چهارم، بازبینی گویه‌ها: انسجام درونی هر گویه و تمایز آن از سایرین بررسی شد. در مرحله پنجم، دسته‌بندی مؤلفه‌ای: گویه‌های مرتبط ذیل مؤلفه‌های اصلی قرار گرفتند. در مرحله ششم، تدوین گزارش نهایی.</w:t>
+        <w:t xml:space="preserve">در مرحله سوم، شکل‌گیری گویه‌ها: کدهای دارای معنای مشترک در قالب گویه‌های واحد گرد آمدند.</w:t>
+      </w:r>
+      <w:r>
+        <w:rPr>
+          <w:rtl/>
+        </w:rPr>
+        <w:t xml:space="preserve"> برای نمونه، اشاره یک عضو پانل به هزینه بالای توزیع و اشاره عضو دیگری به نبود صرفه اقتصادی در پخش یک قلم کالا، در گویه هزینه بالای پخش و توزیع به ازای یک قلم کالا ادغام شدند.</w:t>
+      </w:r>
+      <w:r>
+        <w:rPr>
+          <w:rtl/>
+        </w:rPr>
+        <w:t xml:space="preserve"> در مرحله چهارم، بازبینی گویه‌ها: انسجام درونی هر گویه و تمایز آن از سایرین بررسی شد.</w:t>
+      </w:r>
+      <w:r>
+        <w:rPr>
+          <w:rtl/>
+        </w:rPr>
+        <w:t xml:space="preserve"> در مرحله پنجم، تعریف و نام‌گذاری گویه‌ها: برای هر گویه عنوانی کوتاه و روشن برگزیده شد.</w:t>
+      </w:r>
+      <w:r>
+        <w:rPr>
+          <w:rtl/>
+        </w:rPr>
+        <w:t xml:space="preserve"> در مرحله ششم، تدوین گزارش نهایی.</w:t>
       </w:r>
     </w:p>
     <w:p>
@@ -1853,7 +1877,31 @@
         <w:rPr>
           <w:rtl/>
         </w:rPr>
-        <w:t xml:space="preserve">در مرحله ترکیب و بررسی، کدهای استخراج‌شده از پاسخ‌های دور نخست با چالش‌های برگرفته از ادبیات (جدول ۲-۱) سنجیده و ترکیب شدند. گویه‌ها از کدهای پاسخ خبرگان ساخته شدند و هر گویه دست‌کم در پاسخ یک عضو پانل بازتاب داشت. چالشی از ادبیات تنها زمانی وارد فهرست گویه‌ها شد که خبرگان آن را مطرح کرده بودند؛ چالش‌هایی که در ادبیات آمده بودند، اما هیچ عضو پانل مطرح نکرد، وارد فهرست نشدند. در مقابل، کدی که در ادبیات همتای روشنی نداشت، به‌دلیل بازتاب در پاسخ خبرگان در فهرست ماند. حاصل این مرحله ۲۹ گویه در نُه مؤلفه بود؛ نتیجه سنجش هر گویه با جدول ۲-۱ در ستون «همتای ادبی» جدول ۴-۶ آمده است.</w:t>
+        <w:t xml:space="preserve">در مرحله ترکیب و بررسی، کدهای استخراج‌شده از پاسخ‌های دور نخست با چالش‌های برگرفته از ادبیات (جدول ۲-۱) سنجیده و ترکیب شدند.</w:t>
+      </w:r>
+      <w:r>
+        <w:rPr>
+          <w:rtl/>
+        </w:rPr>
+        <w:t xml:space="preserve"> گویه‌ها از کدهای پاسخ خبرگان ساخته شدند و هر گویه دست‌کم در پاسخ یک عضو پانل بازتاب داشت.</w:t>
+      </w:r>
+      <w:r>
+        <w:rPr>
+          <w:rtl/>
+        </w:rPr>
+        <w:t xml:space="preserve"> چالشی از ادبیات تنها زمانی وارد فهرست گویه‌ها شد که خبرگان آن را مطرح کرده بودند؛ چالش‌هایی که در ادبیات آمده بودند، اما هیچ عضو پانل مطرح نکرد، وارد فهرست نشدند.</w:t>
+      </w:r>
+      <w:r>
+        <w:rPr>
+          <w:rtl/>
+        </w:rPr>
+        <w:t xml:space="preserve"> در مقابل، کدی که در ادبیات همتای روشنی نداشت، به‌دلیل بازتاب در پاسخ خبرگان در فهرست ماند.</w:t>
+      </w:r>
+      <w:r>
+        <w:rPr>
+          <w:rtl/>
+        </w:rPr>
+        <w:t xml:space="preserve"> حاصل این مرحله ۲۹ گویه بود؛ نتیجه سنجش هر گویه با جدول ۲-۱ در ستون «همتای ادبی» جدول ۴-۶ آمده است.</w:t>
       </w:r>
     </w:p>
     <w:p>
@@ -1957,25 +2005,7 @@
         <w:rPr>
           <w:rtl/>
         </w:rPr>
-        <w:t xml:space="preserve">رتبه‌بندی نهایی در دو سطح محاسبه شد.</w:t>
-      </w:r>
-      <w:r>
-        <w:rPr>
-          <w:rtl/>
-        </w:rPr>
-        <w:t xml:space="preserve"> در سطح گویه، هر یک از گویه‌های استخراج‌شده از دور نخست رتبه‌ای جداگانه بر پایه میانگین امتیاز پانل در دور پایانی گرفت.</w:t>
-      </w:r>
-      <w:r>
-        <w:rPr>
-          <w:rtl/>
-        </w:rPr>
-        <w:t xml:space="preserve"> در سطح مؤلفه، امتیاز هر مؤلفه برابر میانگین امتیاز گویه‌های زیرمجموعه آن است.</w:t>
-      </w:r>
-      <w:r>
-        <w:rPr>
-          <w:rtl/>
-        </w:rPr>
-        <w:t xml:space="preserve"> محاسبه دوسطحی، هم امکان اولویت‌بندی عملیاتی در سطح چالش‌های مشخص را فراهم می‌کند و هم تصویری کلان از اهمیت نسبی دسته‌های چالش ارائه می‌دهد.</w:t>
+        <w:t xml:space="preserve">اولویت هر گویه در دورهای دلفی بر پایه میانگین امتیاز پانل سنجیده شد و میانگین دور پایانی، ورودی وزن‌دهی در گام سوم است (بخش ۳-۷-۳). فهرست ۲۹ گویه در هر دو دور امتیازدهی به‌صورت فهرستی ساده از گویه‌ها در اختیار پانل قرار گرفت؛ گروه‌بندی گویه‌ها در مؤلفه‌ها تنها در سلسله‌مراتب AHP انجام می‌شود.</w:t>
       </w:r>
     </w:p>
     <w:p>
@@ -2017,7 +2047,7 @@
         <w:rPr>
           <w:rtl/>
         </w:rPr>
-        <w:t xml:space="preserve"> سوم، ضریب همبستگی رتبه‌ای اسپیرمن میان امتیازهای دور دوم و دور سوم برای سنجش ثبات رتبه‌بندی میان دو دور؛ این ضریب هم در سطح گویه‌ها، که ملاک توقف دورها بود، و هم در سطح مؤلفه‌ها محاسبه شد.</w:t>
+        <w:t xml:space="preserve"> سوم، ضریب همبستگی رتبه‌ای اسپیرمن میان امتیازهای دور دوم و دور سوم برای سنجش ثبات رتبه‌بندی میان دو دور؛ این ضریب در سطح گویه‌ها محاسبه شد و ملاک توقف دورها بود.</w:t>
       </w:r>
       <w:r>
         <w:rPr>
@@ -2065,13 +2095,7 @@
         <w:rPr>
           <w:rtl/>
         </w:rPr>
-        <w:t xml:space="preserve"> سلسله‌مراتب تصمیم در سه سطح تعریف شد: هدف، که شناسایی و اولویت‌بندی چالش‌های فروش است؛ نُه مؤلفه؛ و ۲۹ گویه زیر هر مؤلفه.</w:t>
-      </w:r>
-      <w:r>
-        <w:rPr>
-          <w:rtl/>
-        </w:rPr>
-        <w:t xml:space="preserve"> وزن‌ها بدون محاسبه‌ی مقایسه‌های زوجی و مستقیماً از میانگین امتیاز هر گویه در دور سوم به دست آمدند.</w:t>
+        <w:t xml:space="preserve"> در این گام، نخست پرسشنامه‌ی دور سوم، که ۲۹ گویه را در بر داشت (پیوست پ)، میان هر هفت عضو پانل توزیع شد و هر عضو اهمیت هر گویه را بر طیف پنج‌درجه‌ای امتیاز داد. سپس میانگین امتیاز هر گویه محاسبه شد و وزن هر گویه برابر سهم میانگین آن از مجموع میانگین‌های ۲۹ گویه قرار گرفت؛ مجموع وزن گویه‌ها برابر یک است. وزن‌ها بدون محاسبه‌ی مقایسه‌های زوجی و مستقیماً از امتیازهای پرسشنامه به دست آمدند.</w:t>
       </w:r>
     </w:p>
     <w:p>
@@ -2083,25 +2107,7 @@
         <w:rPr>
           <w:rtl/>
         </w:rPr>
-        <w:t xml:space="preserve">وزن هر مؤلفه برابر است با سهم میانگین آن از مجموع میانگین‌های نُه مؤلفه.</w:t>
-      </w:r>
-      <w:r>
-        <w:rPr>
-          <w:rtl/>
-        </w:rPr>
-        <w:t xml:space="preserve"> وزن محلی هر گویه برابر است با سهم میانگین آن از مجموع میانگین‌های گویه‌های همان مؤلفه، و وزن سراسری گویه حاصل ضرب وزن مؤلفه در وزن محلی آن است.</w:t>
-      </w:r>
-      <w:r>
-        <w:rPr>
-          <w:rtl/>
-        </w:rPr>
-        <w:t xml:space="preserve"> مجموع وزن‌های سراسری ۲۹ گویه برابر یک است.</w:t>
-      </w:r>
-      <w:r>
-        <w:rPr>
-          <w:rtl/>
-        </w:rPr>
-        <w:t xml:space="preserve"/>
+        <w:t xml:space="preserve">پس از وزن‌دهی گویه‌ها، سلسله‌مراتب تصمیم در سه سطح تشکیل شد: هدف، که شناسایی و اولویت‌بندی چالش‌های فروش است؛ مؤلفه‌ها؛ و ۲۹ گویه زیر آن‌ها. برای این منظور گویه‌ها بر پایه شباهت مضمونی در نُه مؤلفه سازمان‌دهی شدند. وزن هر مؤلفه از وزن گویه‌های آن به دست آمد: میانگین وزن گویه‌های هر مؤلفه محاسبه و بر مجموع این میانگین‌ها در نُه مؤلفه تقسیم شد تا مجموع وزن مؤلفه‌ها برابر یک شود. به‌کار بردن میانگین به‌جای مجموع از آن روست که شمار گویه‌های هر مؤلفه، که از شیوه‌ی دسته‌بندی ناشی می‌شود و نه از اهمیت چالش، بر وزن آن اثر نگذارد. نتایج این وزن‌دهی در بخش ۴-۶-۲ گزارش شده است.</w:t>
       </w:r>
     </w:p>
     <w:p>

--- a/chapter3_revised.docx
+++ b/chapter3_revised.docx
@@ -2095,7 +2095,21 @@
         <w:rPr>
           <w:rtl/>
         </w:rPr>
-        <w:t xml:space="preserve"> در این گام، نخست پرسشنامه‌ی دور سوم، که ۲۹ گویه را در بر داشت (پیوست پ)، میان هر هفت عضو پانل توزیع شد و هر عضو اهمیت هر گویه را بر طیف پنج‌درجه‌ای امتیاز داد. سپس میانگین امتیاز هر گویه محاسبه شد و وزن هر گویه برابر سهم میانگین آن از مجموع میانگین‌های ۲۹ گویه قرار گرفت؛ مجموع وزن گویه‌ها برابر یک است. وزن‌ها بدون محاسبه‌ی مقایسه‌های زوجی و مستقیماً از امتیازهای پرسشنامه به دست آمدند.</w:t>
+        <w:t xml:space="preserve"> در این روش امتیازها به وزن‌هایی تبدیل می‌شوند که مجموعشان یک است و وزن بیشتر یعنی اولویت بالاتر؛ مسئله در سه سطح چیده می‌شود: هدف، که اولویت‌بندی چالش‌های فروش است، مؤلفه‌ها و گویه‌ها. در این پژوهش وزن‌ها بدون محاسبه‌ی مقایسه‌های زوجی و مستقیماً از امتیازهای پرسشنامه به دست آمدند. نخست پرسشنامه‌ی دور سوم، که ۲۹ گویه را در بر داشت (پیوست پ)، میان هر هفت عضو پانل توزیع شد و هر عضو اهمیت هر گویه را بر طیف پنج‌درجه‌ای امتیاز داد. سپس میانگین امتیاز هر گویه محاسبه شد و وزن هر گویه، یعنی سهم آن از مجموع امتیازها، چنین به دست آمد:</w:t>
+      </w:r>
+    </w:p>
+    <w:p>
+      <w:pPr>
+        <w:bidi/>
+        <w:spacing w:before="80" w:after="140"/>
+        <w:ind w:firstLine="0"/>
+        <w:jc w:val="center"/>
+      </w:pPr>
+      <w:r>
+        <w:rPr>
+          <w:rtl/>
+        </w:rPr>
+        <w:t xml:space="preserve">وزن گویه = میانگین امتیاز گویه تقسیم بر مجموع میانگین امتیاز ۲۹ گویه</w:t>
       </w:r>
     </w:p>
     <w:p>
@@ -2107,7 +2121,33 @@
         <w:rPr>
           <w:rtl/>
         </w:rPr>
-        <w:t xml:space="preserve">پس از وزن‌دهی گویه‌ها، سلسله‌مراتب تصمیم در سه سطح تشکیل شد: هدف، که شناسایی و اولویت‌بندی چالش‌های فروش است؛ مؤلفه‌ها؛ و ۲۹ گویه زیر آن‌ها. برای این منظور گویه‌ها بر پایه شباهت مضمونی در نُه مؤلفه سازمان‌دهی شدند. وزن هر مؤلفه از وزن گویه‌های آن به دست آمد: میانگین وزن گویه‌های هر مؤلفه محاسبه و بر مجموع این میانگین‌ها در نُه مؤلفه تقسیم شد تا مجموع وزن مؤلفه‌ها برابر یک شود. به‌کار بردن میانگین به‌جای مجموع از آن روست که شمار گویه‌های هر مؤلفه، که از شیوه‌ی دسته‌بندی ناشی می‌شود و نه از اهمیت چالش، بر وزن آن اثر نگذارد. نتایج این وزن‌دهی در بخش ۴-۶-۲ گزارش شده است.</w:t>
+        <w:t xml:space="preserve">مجموع وزن گویه‌ها برابر یک است. پس از آن، گویه‌ها بر پایه شباهت مضمونی در نُه مؤلفه سازمان‌دهی شدند و وزن هر مؤلفه از وزن گویه‌های آن به دست آمد: میانگین وزن گویه‌های هر مؤلفه محاسبه و، برای آنکه مجموع وزن مؤلفه‌ها برابر یک شود، بر مجموع این میانگین‌ها در نُه مؤلفه تقسیم شد. چون وزن هر گویه با میانگین امتیاز آن متناسب است، همین وزن از رابطه زیر نیز به دست می‌آید:</w:t>
+      </w:r>
+    </w:p>
+    <w:p>
+      <w:pPr>
+        <w:bidi/>
+        <w:spacing w:before="80" w:after="140"/>
+        <w:ind w:firstLine="0"/>
+        <w:jc w:val="center"/>
+      </w:pPr>
+      <w:r>
+        <w:rPr>
+          <w:rtl/>
+        </w:rPr>
+        <w:t xml:space="preserve">وزن مؤلفه = میانگین امتیاز مؤلفه تقسیم بر مجموع میانگین‌های نُه مؤلفه</w:t>
+      </w:r>
+    </w:p>
+    <w:p>
+      <w:pPr>
+        <w:bidi/>
+        <w:jc w:val="both"/>
+      </w:pPr>
+      <w:r>
+        <w:rPr>
+          <w:rtl/>
+        </w:rPr>
+        <w:t xml:space="preserve">به‌کار بردن میانگین به‌جای مجموع از آن روست که شمار گویه‌های هر مؤلفه، که از شیوه‌ی دسته‌بندی ناشی می‌شود و نه از اهمیت چالش، بر وزن آن اثر نگذارد. نتایج این وزن‌دهی در بخش ۴-۶-۲ گزارش شده است.</w:t>
       </w:r>
     </w:p>
     <w:p>

--- a/chapter3_revised.docx
+++ b/chapter3_revised.docx
@@ -1335,7 +1335,7 @@
         <w:rPr>
           <w:rtl/>
         </w:rPr>
-        <w:t xml:space="preserve"> هر سه گام از یک فرایند واحد و متوالی تغذیه می‌شوند.</w:t>
+        <w:t xml:space="preserve"> هر سه گام از یک فرایند واحد و متوالی تغذیه می‌شوند. استواری وزن‌های حاصل نیز با ماتریس‌های مقایسه زوجی برآوردی سنجیده شد (بخش ۳-۷-۴).</w:t>
       </w:r>
     </w:p>
     <w:p>
@@ -2147,7 +2147,13 @@
         <w:rPr>
           <w:rtl/>
         </w:rPr>
-        <w:t xml:space="preserve">به‌کار بردن میانگین به‌جای مجموع از آن روست که شمار گویه‌های هر مؤلفه، که از شیوه‌ی دسته‌بندی ناشی می‌شود و نه از اهمیت چالش، بر وزن آن اثر نگذارد. نتایج این وزن‌دهی در بخش ۴-۶-۲ گزارش شده است.</w:t>
+        <w:t xml:space="preserve">به‌کار بردن میانگین به‌جای مجموع از آن روست که شمار گویه‌های هر مؤلفه، که از شیوه‌ی دسته‌بندی ناشی می‌شود و نه از اهمیت چالش، بر وزن آن اثر نگذارد.</w:t>
+      </w:r>
+      <w:r>
+        <w:rPr>
+          <w:rtl/>
+        </w:rPr>
+        <w:t xml:space="preserve"> نتایج این وزن‌دهی در بخش ۴-۶-۲ گزارش شده است؛ شیوه سنجش استواری آن در بخش بعد می‌آید.</w:t>
       </w:r>
     </w:p>
     <w:p>
@@ -2159,7 +2165,7 @@
         <w:jc w:val="lowKashida"/>
       </w:pPr>
       <w:r>
-        <w:t xml:space="preserve">۳-۷-۴ چرایی انتخاب روش دلفی در میان رویکردهای رقیب</w:t>
+        <w:t xml:space="preserve">۳-۷-۴ سنجش استواری وزن‌ها با ماتریس‌های مقایسه زوجی برآوردی</w:t>
       </w:r>
     </w:p>
     <w:p>
@@ -2171,6 +2177,152 @@
         <w:rPr>
           <w:rtl/>
         </w:rPr>
+        <w:t xml:space="preserve">فرایند تحلیل سلسله‌مراتبی در شکل کامل خود وزن‌ها را از مقایسه‌های زوجی خبرگان می‌سازد. در پژوهش حاضر پاسخ مستقیم اعضای پانل به مقایسه‌های زوجی گردآوری نشد و وزن‌های اصلی، چنان‌که در بخش ۳-۷-۳ آمد، مستقیماً از امتیازهای دور سوم به دست آمد. برای آنکه روشن شود اولویت‌بندی به شیوه وزن‌دهی وابسته است یا نه، همان سلسله‌مراتب، یعنی هدف، نُه مؤلفه و ۲۹ گویه، بار دیگر با ماتریس‌های مقایسه زوجی‌ای وزن شد که از امتیازهای دور سوم هر خبره برآورد شده‌اند. این ماتریس‌ها پاسخ مستقیم خبرگان نیستند؛ از این رو این گام تحلیل استواری است و جایگزین وزن‌دهی اصلی نمی‌شود.</w:t>
+      </w:r>
+    </w:p>
+    <w:p>
+      <w:pPr>
+        <w:bidi/>
+        <w:jc w:val="both"/>
+      </w:pPr>
+      <w:r>
+        <w:rPr>
+          <w:rtl/>
+        </w:rPr>
+        <w:t xml:space="preserve">برای هر خبره یک ماتریس ۹×۹ برای مقایسه مؤلفه‌ها و نُه ماتریس برای مقایسه گویه‌های درون هر مؤلفه ساخته شد: ۳۶ مقایسه میان مؤلفه‌ها و ۳۴ مقایسه میان گویه‌های هم‌مؤلفه، یعنی ۷۰ مقایسه برای هر خبره و ۴۹۰ مقایسه برای پانل. مقایسه دو به دوی همه ۲۹ گویه ۴۰۶ مقایسه برای هر خبره می‌طلبید؛ سلسله‌مراتب این شمار را کاهش می‌دهد.</w:t>
+      </w:r>
+    </w:p>
+    <w:p>
+      <w:pPr>
+        <w:bidi/>
+        <w:jc w:val="both"/>
+      </w:pPr>
+      <w:r>
+        <w:rPr>
+          <w:rtl/>
+        </w:rPr>
+        <w:t xml:space="preserve">برآورد ماتریس‌ها با قاعده‌ای صریح انجام شد. امتیاز هر گویه برای هر خبره، امتیاز او در دور سوم و امتیاز هر مؤلفه، میانگین امتیازهای دور سوم او به گویه‌های آن مؤلفه گرفته شد. برای هر دو موردی که با هم مقایسه می‌شوند، اختلاف این امتیازها محاسبه شد. اگر قدرمطلق اختلاف کمتر از نیم امتیاز بود، دو مورد برابر (عدد ۱) شمرده شد؛ در غیر این صورت شدت برتری مورد دارای امتیاز بیشتر، بر مقیاس ۱ تا ۹ ساعتی (۱۹۸۰)</w:t>
+      </w:r>
+      <w:r>
+        <w:rPr>
+          <w:rStyle w:val="FootnoteReference"/>
+        </w:rPr>
+        <w:footnoteReference w:id="13"/>
+      </w:r>
+      <w:r>
+        <w:rPr>
+          <w:rtl/>
+        </w:rPr>
+        <w:t xml:space="preserve">، چنین تعیین شد:</w:t>
+      </w:r>
+    </w:p>
+    <w:p>
+      <w:pPr>
+        <w:bidi/>
+        <w:spacing w:before="80" w:after="140"/>
+        <w:ind w:firstLine="0"/>
+        <w:jc w:val="center"/>
+      </w:pPr>
+      <w:r>
+        <w:rPr>
+          <w:rtl/>
+        </w:rPr>
+        <w:t xml:space="preserve">شدت برتری = ۱ + کوچک‌ترین عدد صحیح بزرگ‌تر یا برابر با قدرمطلق اختلاف امتیاز</w:t>
+      </w:r>
+    </w:p>
+    <w:p>
+      <w:pPr>
+        <w:bidi/>
+        <w:jc w:val="both"/>
+      </w:pPr>
+      <w:r>
+        <w:rPr>
+          <w:rtl/>
+        </w:rPr>
+        <w:t xml:space="preserve">یعنی اختلاف از نیم تا یک امتیاز عدد ۲، بیش از یک تا دو امتیاز عدد ۳ و به همین ترتیب. مقایسه معکوس، وارون این عدد است. برای نمونه، اگر خبره‌ای به یک گویه امتیاز ۵ و به گویه‌ای دیگر امتیاز ۴ داده باشد، گویه نخست دو برابر مهم‌تر از گویه دوم ثبت می‌شود و اگر هر دو را ۴ داده باشد، دو گویه برابر شمرده می‌شوند.</w:t>
+      </w:r>
+    </w:p>
+    <w:p>
+      <w:pPr>
+        <w:bidi/>
+        <w:jc w:val="both"/>
+      </w:pPr>
+      <w:r>
+        <w:rPr>
+          <w:rtl/>
+        </w:rPr>
+        <w:t xml:space="preserve">ماتریس‌های هفت خبره با میانگین هندسی هر مقایسه ترکیب شدند؛ این شیوه برای ترکیب قضاوت‌های نسبی در AHP پذیرفته شده است، زیرا وارونگی ماتریس را حفظ می‌کند (آتسل و ساعتی، ۱۹۸۳)</w:t>
+      </w:r>
+      <w:r>
+        <w:rPr>
+          <w:rStyle w:val="FootnoteReference"/>
+        </w:rPr>
+        <w:footnoteReference w:id="14"/>
+      </w:r>
+      <w:r>
+        <w:rPr>
+          <w:rtl/>
+        </w:rPr>
+        <w:t xml:space="preserve">. وزن هر ماتریس از میانگین هندسی عددهای هر سطر و نرمال‌سازی آن‌ها به دست آمد (کرافورد و ویلیامز، ۱۹۸۵)</w:t>
+      </w:r>
+      <w:r>
+        <w:rPr>
+          <w:rStyle w:val="FootnoteReference"/>
+        </w:rPr>
+        <w:footnoteReference w:id="15"/>
+      </w:r>
+      <w:r>
+        <w:rPr>
+          <w:rtl/>
+        </w:rPr>
+        <w:t xml:space="preserve">. نرخ ناسازگاری (CR) نسبت شاخص ناسازگاری به شاخص تصادفی است. شاخص ناسازگاری از اختلاف بزرگ‌ترین مقدار ویژه ماتریس و شمار گزینه‌های آن، تقسیم بر شمار گزینه‌ها منهای یک، به دست آمد؛ بزرگ‌ترین مقدار ویژه از مجموع حاصل‌ضرب مجموع هر ستون در وزن همان ستون برآورد شد. شاخص تصادفی از جدول ساعتی (۱۹۸۰)</w:t>
+      </w:r>
+      <w:r>
+        <w:rPr>
+          <w:rStyle w:val="FootnoteReference"/>
+        </w:rPr>
+        <w:footnoteReference w:id="16"/>
+      </w:r>
+      <w:r>
+        <w:rPr>
+          <w:rtl/>
+        </w:rPr>
+        <w:t xml:space="preserve"> گرفته شد. نرخ ناسازگاری کمتر از ۰٫۱۰ سازگار شمرده می‌شود. وزن کلی هر گویه حاصل‌ضرب وزن مؤلفه آن در وزن محلی گویه در ماتریس همان مؤلفه است.</w:t>
+      </w:r>
+    </w:p>
+    <w:p>
+      <w:pPr>
+        <w:bidi/>
+        <w:jc w:val="both"/>
+      </w:pPr>
+      <w:r>
+        <w:rPr>
+          <w:rtl/>
+        </w:rPr>
+        <w:t xml:space="preserve">وزن‌های حاصل، هم به‌صورت مقدار و هم به‌صورت رتبه، با وزن‌های بخش ۳-۷-۳ مقایسه شدند؛ همبستگی رتبه‌ای با ضریب اسپیرمن، و برای مقادیر برابر با میانگین رتبه‌ها، سنجیده شد. باید توجه داشت که چون ماتریس‌ها از یک بردار امتیاز ساخته می‌شوند، نرخ ناسازگاری آن‌ها فقط سازگاری درونی قاعده تبدیل را نشان می‌دهد و ملاک اعتبار قضاوت خبرگان نیست؛ همچنین قاعده تبدیل اطلاعاتی فراتر از امتیازهای دور سوم به ماتریس‌ها نمی‌افزاید. ماتریس‌های برآوردی هر هفت خبره و محاسبه‌های این گام در فایلی جداگانه در اختیار داوران قرار دارد.</w:t>
+      </w:r>
+    </w:p>
+    <w:p>
+      <w:pPr>
+        <w:pStyle w:val="Heading3"/>
+        <w:keepNext/>
+        <w:bidi/>
+        <w:spacing w:before="180" w:after="80"/>
+        <w:jc w:val="lowKashida"/>
+      </w:pPr>
+      <w:r>
+        <w:t xml:space="preserve">۳-۷-۵ چرایی انتخاب روش دلفی در میان رویکردهای رقیب</w:t>
+      </w:r>
+    </w:p>
+    <w:p>
+      <w:pPr>
+        <w:bidi/>
+        <w:jc w:val="both"/>
+      </w:pPr>
+      <w:r>
+        <w:rPr>
+          <w:rtl/>
+        </w:rPr>
         <w:t xml:space="preserve">انتخاب روش دلفی در پژوهش حاضر بر سه دلیل استوار است. نخست، امکان دستیابی به اجماع گروهی بدون نیاز به گردهم‌آوردن فیزیکی خبرگانی که در مناطق و شرکت‌های مختلف پراکنده‌اند </w:t>
       </w:r>
       <w:r>
@@ -2202,7 +2354,7 @@
         <w:rPr>
           <w:rStyle w:val="FootnoteReference"/>
         </w:rPr>
-        <w:footnoteReference w:id="13"/>
+        <w:footnoteReference w:id="17"/>
       </w:r>
       <w:r>
         <w:rPr>
@@ -2297,7 +2449,7 @@
         <w:rPr>
           <w:rStyle w:val="FootnoteReference"/>
         </w:rPr>
-        <w:footnoteReference w:id="14"/>
+        <w:footnoteReference w:id="18"/>
       </w:r>
       <w:r>
         <w:rPr>
@@ -2650,11 +2802,83 @@
           <w:sz w:val="20"/>
           <w:szCs w:val="20"/>
         </w:rPr>
-        <w:t xml:space="preserve"> Nasa et al., 2021</w:t>
+        <w:t xml:space="preserve"> Saaty, 1980. The analytic hierarchy process.</w:t>
       </w:r>
     </w:p>
   </w:footnote>
   <w:footnote w:id="14">
+    <w:p>
+      <w:r>
+        <w:rPr>
+          <w:rStyle w:val="FootnoteReference"/>
+        </w:rPr>
+        <w:footnoteRef/>
+      </w:r>
+      <w:r>
+        <w:rPr>
+          <w:rFonts w:ascii="Times New Roman" w:eastAsia="Times New Roman" w:hAnsi="Times New Roman" w:cs="Times New Roman"/>
+          <w:sz w:val="20"/>
+          <w:szCs w:val="20"/>
+        </w:rPr>
+        <w:t xml:space="preserve"> Aczél &amp; Saaty, 1983</w:t>
+      </w:r>
+    </w:p>
+  </w:footnote>
+  <w:footnote w:id="15">
+    <w:p>
+      <w:r>
+        <w:rPr>
+          <w:rStyle w:val="FootnoteReference"/>
+        </w:rPr>
+        <w:footnoteRef/>
+      </w:r>
+      <w:r>
+        <w:rPr>
+          <w:rFonts w:ascii="Times New Roman" w:eastAsia="Times New Roman" w:hAnsi="Times New Roman" w:cs="Times New Roman"/>
+          <w:sz w:val="20"/>
+          <w:szCs w:val="20"/>
+        </w:rPr>
+        <w:t xml:space="preserve"> Crawford &amp; Williams, 1985</w:t>
+      </w:r>
+    </w:p>
+  </w:footnote>
+  <w:footnote w:id="16">
+    <w:p>
+      <w:r>
+        <w:rPr>
+          <w:rStyle w:val="FootnoteReference"/>
+        </w:rPr>
+        <w:footnoteRef/>
+      </w:r>
+      <w:r>
+        <w:rPr>
+          <w:rFonts w:ascii="Times New Roman" w:eastAsia="Times New Roman" w:hAnsi="Times New Roman" w:cs="Times New Roman"/>
+          <w:sz w:val="20"/>
+          <w:szCs w:val="20"/>
+        </w:rPr>
+        <w:t xml:space="preserve"> Saaty, 1980. The analytic hierarchy process.</w:t>
+      </w:r>
+    </w:p>
+  </w:footnote>
+  <w:footnote w:id="17">
+    <w:p>
+      <w:r>
+        <w:rPr>
+          <w:rStyle w:val="FootnoteReference"/>
+        </w:rPr>
+        <w:footnoteRef/>
+      </w:r>
+      <w:r>
+        <w:rPr>
+          <w:rFonts w:ascii="Times New Roman" w:eastAsia="Times New Roman" w:hAnsi="Times New Roman" w:cs="Times New Roman"/>
+          <w:sz w:val="20"/>
+          <w:szCs w:val="20"/>
+        </w:rPr>
+        <w:t xml:space="preserve"> Nasa et al., 2021</w:t>
+      </w:r>
+    </w:p>
+  </w:footnote>
+  <w:footnote w:id="18">
     <w:p>
       <w:r>
         <w:rPr>
